--- a/docs/Miraj-AI-Act-tg.docx
+++ b/docs/Miraj-AI-Act-tg.docx
@@ -1758,6 +1758,1113 @@
                 <w:sz w:val="21"/>
               </w:rPr>
               <w:t>Бақайдгирӣ → санҷиши администратор → нашри профил.</w:t>
+            </w:r>
+          </w:p>
+        </w:tc>
+      </w:tr>
+    </w:tbl>
+    <w:p>
+      <w:pPr>
+        <w:spacing w:after="40"/>
+      </w:pPr>
+    </w:p>
+    <w:p>
+      <w:pPr>
+        <w:keepNext/>
+        <w:spacing w:before="160" w:after="120"/>
+      </w:pPr>
+      <w:r>
+        <w:rPr>
+          <w:rFonts w:ascii="Times New Roman" w:hAnsi="Times New Roman" w:cs="Times New Roman" w:eastAsia="Times New Roman"/>
+          <w:b/>
+          <w:color w:val="1F3A8A"/>
+          <w:sz w:val="24"/>
+        </w:rPr>
+        <w:t>4.1. Мо ИИ-ро чӣ тавр истифода мебарем</w:t>
+      </w:r>
+    </w:p>
+    <w:p>
+      <w:pPr>
+        <w:spacing w:after="120" w:line="276" w:lineRule="auto"/>
+        <w:jc w:val="both"/>
+      </w:pPr>
+      <w:r>
+        <w:rPr>
+          <w:rFonts w:ascii="Times New Roman" w:hAnsi="Times New Roman" w:cs="Times New Roman" w:eastAsia="Times New Roman"/>
+          <w:b w:val="0"/>
+          <w:i w:val="0"/>
+          <w:sz w:val="24"/>
+        </w:rPr>
+        <w:t>Miraj AI модели забониро намеомӯзонад ва аз нав намеомӯзонад (бе fine-tuning). Мо модели пешрафтаи тайёрро мегирем ва онро тавассути замина (контекст), сенарияҳо (промптҳо) ва қоидаҳои ҳимоявӣ барои шахси мушаххас судманд мекунем.</w:t>
+      </w:r>
+    </w:p>
+    <w:tbl>
+      <w:tblPr>
+        <w:tblStyle w:val="TableGrid"/>
+        <w:tblW w:type="auto" w:w="0"/>
+        <w:jc w:val="center"/>
+        <w:tblLayout w:type="fixed"/>
+        <w:tblLook w:firstColumn="1" w:firstRow="1" w:lastColumn="0" w:lastRow="0" w:noHBand="0" w:noVBand="1" w:val="04A0"/>
+      </w:tblPr>
+      <w:tblGrid>
+        <w:gridCol w:w="4819"/>
+        <w:gridCol w:w="4819"/>
+      </w:tblGrid>
+      <w:tr>
+        <w:trPr>
+          <w:cantSplit w:val="true"/>
+        </w:trPr>
+        <w:tc>
+          <w:tcPr>
+            <w:tcW w:type="dxa" w:w="2835"/>
+            <w:shd w:val="clear" w:color="auto" w:fill="EEF1FB"/>
+          </w:tcPr>
+          <w:p>
+            <w:pPr>
+              <w:spacing w:after="40" w:before="40"/>
+            </w:pPr>
+            <w:r/>
+            <w:r>
+              <w:rPr>
+                <w:rFonts w:ascii="Times New Roman" w:hAnsi="Times New Roman" w:cs="Times New Roman" w:eastAsia="Times New Roman"/>
+                <w:b/>
+                <w:sz w:val="21"/>
+              </w:rPr>
+              <w:t>Бе омӯзиши иловагӣ (no fine-tuning)</w:t>
+            </w:r>
+          </w:p>
+        </w:tc>
+        <w:tc>
+          <w:tcPr>
+            <w:tcW w:type="dxa" w:w="6803"/>
+          </w:tcPr>
+          <w:p>
+            <w:pPr>
+              <w:spacing w:after="40" w:before="40"/>
+            </w:pPr>
+            <w:r/>
+            <w:r>
+              <w:rPr>
+                <w:rFonts w:ascii="Times New Roman" w:hAnsi="Times New Roman" w:cs="Times New Roman" w:eastAsia="Times New Roman"/>
+                <w:b w:val="0"/>
+                <w:sz w:val="21"/>
+              </w:rPr>
+              <w:t>Модели тайёри Claude (Anthropic) тавассути API истифода мешавад. Мо вазнҳои онро тағйир намедиҳем ва омӯзиши худро намегузаронем.</w:t>
+            </w:r>
+          </w:p>
+        </w:tc>
+      </w:tr>
+      <w:tr>
+        <w:trPr>
+          <w:cantSplit w:val="true"/>
+        </w:trPr>
+        <w:tc>
+          <w:tcPr>
+            <w:tcW w:type="dxa" w:w="2835"/>
+            <w:shd w:val="clear" w:color="auto" w:fill="EEF1FB"/>
+          </w:tcPr>
+          <w:p>
+            <w:pPr>
+              <w:spacing w:after="40" w:before="40"/>
+            </w:pPr>
+            <w:r/>
+            <w:r>
+              <w:rPr>
+                <w:rFonts w:ascii="Times New Roman" w:hAnsi="Times New Roman" w:cs="Times New Roman" w:eastAsia="Times New Roman"/>
+                <w:b/>
+                <w:sz w:val="21"/>
+              </w:rPr>
+              <w:t>Шахсисозӣ тавассути контекст</w:t>
+            </w:r>
+          </w:p>
+        </w:tc>
+        <w:tc>
+          <w:tcPr>
+            <w:tcW w:type="dxa" w:w="6803"/>
+          </w:tcPr>
+          <w:p>
+            <w:pPr>
+              <w:spacing w:after="40" w:before="40"/>
+            </w:pPr>
+            <w:r/>
+            <w:r>
+              <w:rPr>
+                <w:rFonts w:ascii="Times New Roman" w:hAnsi="Times New Roman" w:cs="Times New Roman" w:eastAsia="Times New Roman"/>
+                <w:b w:val="0"/>
+                <w:sz w:val="21"/>
+              </w:rPr>
+              <w:t>Ба ҳар дархост маълумоти худи ҳамин корбар илова мешавад: профил, ташхис, кайфият, миннатдорӣ, рӯйдодҳои банақшагир, паёмҳои охирин.</w:t>
+            </w:r>
+          </w:p>
+        </w:tc>
+      </w:tr>
+      <w:tr>
+        <w:trPr>
+          <w:cantSplit w:val="true"/>
+        </w:trPr>
+        <w:tc>
+          <w:tcPr>
+            <w:tcW w:type="dxa" w:w="2835"/>
+            <w:shd w:val="clear" w:color="auto" w:fill="EEF1FB"/>
+          </w:tcPr>
+          <w:p>
+            <w:pPr>
+              <w:spacing w:after="40" w:before="40"/>
+            </w:pPr>
+            <w:r/>
+            <w:r>
+              <w:rPr>
+                <w:rFonts w:ascii="Times New Roman" w:hAnsi="Times New Roman" w:cs="Times New Roman" w:eastAsia="Times New Roman"/>
+                <w:b/>
+                <w:sz w:val="21"/>
+              </w:rPr>
+              <w:t>Маълумоти корбарон модельро намеомӯзонад</w:t>
+            </w:r>
+          </w:p>
+        </w:tc>
+        <w:tc>
+          <w:tcPr>
+            <w:tcW w:type="dxa" w:w="6803"/>
+          </w:tcPr>
+          <w:p>
+            <w:pPr>
+              <w:spacing w:after="40" w:before="40"/>
+            </w:pPr>
+            <w:r/>
+            <w:r>
+              <w:rPr>
+                <w:rFonts w:ascii="Times New Roman" w:hAnsi="Times New Roman" w:cs="Times New Roman" w:eastAsia="Times New Roman"/>
+                <w:b w:val="0"/>
+                <w:sz w:val="21"/>
+              </w:rPr>
+              <w:t>Суҳбатҳо барои омӯзиш истифода намешаванд. Модел худаш шуморо «дар хотир» намедорад: хотира — маълумоти шумост, ки мо ба дархост мефиристем.</w:t>
+            </w:r>
+          </w:p>
+        </w:tc>
+      </w:tr>
+    </w:tbl>
+    <w:p>
+      <w:pPr>
+        <w:spacing w:after="40"/>
+      </w:pPr>
+    </w:p>
+    <w:p>
+      <w:pPr>
+        <w:keepNext/>
+        <w:spacing w:before="160" w:after="120"/>
+      </w:pPr>
+      <w:r>
+        <w:rPr>
+          <w:rFonts w:ascii="Times New Roman" w:hAnsi="Times New Roman" w:cs="Times New Roman" w:eastAsia="Times New Roman"/>
+          <w:b/>
+          <w:color w:val="1F3A8A"/>
+          <w:sz w:val="24"/>
+        </w:rPr>
+        <w:t>4.2. Роҳи як паём</w:t>
+      </w:r>
+    </w:p>
+    <w:p>
+      <w:pPr>
+        <w:spacing w:after="120" w:line="276" w:lineRule="auto"/>
+      </w:pPr>
+      <w:r>
+        <w:rPr>
+          <w:rFonts w:ascii="Times New Roman" w:hAnsi="Times New Roman" w:cs="Times New Roman" w:eastAsia="Times New Roman"/>
+          <w:b/>
+          <w:i w:val="0"/>
+          <w:sz w:val="22"/>
+        </w:rPr>
+        <w:t>Паём (матн ё овоз)  →  Замина (профил, рӯйдодҳо)  →  Сервер (токен ва лимит)  →  Claude (модели тайёр)  →  Ҷавоби ҷараёнӣ (калима ба калима)  →  Дар дастгоҳ (чат дар SQLite)</w:t>
+      </w:r>
+    </w:p>
+    <w:p>
+      <w:pPr>
+        <w:spacing w:after="120" w:line="276" w:lineRule="auto"/>
+      </w:pPr>
+      <w:r>
+        <w:rPr>
+          <w:rFonts w:ascii="Times New Roman" w:hAnsi="Times New Roman" w:cs="Times New Roman" w:eastAsia="Times New Roman"/>
+          <w:b w:val="0"/>
+          <w:i/>
+          <w:sz w:val="22"/>
+        </w:rPr>
+        <w:t>Ҳамзамон дархости алоҳидаи сабук аз матн рӯйдодҳоро барои банақшагир ҷудо мекунад. Дар чатҳои байни одамон паёмҳоро ИИ-назорат месанҷад.</w:t>
+      </w:r>
+    </w:p>
+    <w:p>
+      <w:pPr>
+        <w:keepNext/>
+        <w:spacing w:before="160" w:after="120"/>
+      </w:pPr>
+      <w:r>
+        <w:rPr>
+          <w:rFonts w:ascii="Times New Roman" w:hAnsi="Times New Roman" w:cs="Times New Roman" w:eastAsia="Times New Roman"/>
+          <w:b/>
+          <w:color w:val="1F3A8A"/>
+          <w:sz w:val="24"/>
+        </w:rPr>
+        <w:t>4.3. Чӣ истифода мешавад ва чӣ не</w:t>
+      </w:r>
+    </w:p>
+    <w:tbl>
+      <w:tblPr>
+        <w:tblStyle w:val="TableGrid"/>
+        <w:tblW w:type="auto" w:w="0"/>
+        <w:jc w:val="center"/>
+        <w:tblLayout w:type="fixed"/>
+        <w:tblLook w:firstColumn="1" w:firstRow="1" w:lastColumn="0" w:lastRow="0" w:noHBand="0" w:noVBand="1" w:val="04A0"/>
+      </w:tblPr>
+      <w:tblGrid>
+        <w:gridCol w:w="4819"/>
+        <w:gridCol w:w="4819"/>
+      </w:tblGrid>
+      <w:tr>
+        <w:trPr>
+          <w:tblHeader w:val="true"/>
+        </w:trPr>
+        <w:tc>
+          <w:tcPr>
+            <w:tcW w:type="dxa" w:w="4819"/>
+            <w:shd w:val="clear" w:color="auto" w:fill="1F3A8A"/>
+          </w:tcPr>
+          <w:p>
+            <w:pPr>
+              <w:spacing w:after="40" w:before="40"/>
+            </w:pPr>
+            <w:r/>
+            <w:r>
+              <w:rPr>
+                <w:rFonts w:ascii="Times New Roman" w:hAnsi="Times New Roman" w:cs="Times New Roman" w:eastAsia="Times New Roman"/>
+                <w:b/>
+                <w:color w:val="FFFFFF"/>
+                <w:sz w:val="21"/>
+              </w:rPr>
+              <w:t>Истифода мешавад</w:t>
+            </w:r>
+          </w:p>
+        </w:tc>
+        <w:tc>
+          <w:tcPr>
+            <w:tcW w:type="dxa" w:w="4819"/>
+            <w:shd w:val="clear" w:color="auto" w:fill="1F3A8A"/>
+          </w:tcPr>
+          <w:p>
+            <w:pPr>
+              <w:spacing w:after="40" w:before="40"/>
+            </w:pPr>
+            <w:r/>
+            <w:r>
+              <w:rPr>
+                <w:rFonts w:ascii="Times New Roman" w:hAnsi="Times New Roman" w:cs="Times New Roman" w:eastAsia="Times New Roman"/>
+                <w:b/>
+                <w:color w:val="FFFFFF"/>
+                <w:sz w:val="21"/>
+              </w:rPr>
+              <w:t>Истифода намешавад</w:t>
+            </w:r>
+          </w:p>
+        </w:tc>
+      </w:tr>
+      <w:tr>
+        <w:trPr>
+          <w:cantSplit w:val="true"/>
+        </w:trPr>
+        <w:tc>
+          <w:tcPr>
+            <w:tcW w:type="dxa" w:w="4819"/>
+          </w:tcPr>
+          <w:p>
+            <w:pPr>
+              <w:spacing w:after="40" w:before="40"/>
+            </w:pPr>
+            <w:r/>
+            <w:r>
+              <w:rPr>
+                <w:rFonts w:ascii="Times New Roman" w:hAnsi="Times New Roman" w:cs="Times New Roman" w:eastAsia="Times New Roman"/>
+                <w:b w:val="0"/>
+                <w:sz w:val="21"/>
+              </w:rPr>
+              <w:t>Модели забонии тайёр (Claude Sonnet) тавассути API</w:t>
+            </w:r>
+          </w:p>
+        </w:tc>
+        <w:tc>
+          <w:tcPr>
+            <w:tcW w:type="dxa" w:w="4819"/>
+          </w:tcPr>
+          <w:p>
+            <w:pPr>
+              <w:spacing w:after="40" w:before="40"/>
+            </w:pPr>
+            <w:r/>
+            <w:r>
+              <w:rPr>
+                <w:rFonts w:ascii="Times New Roman" w:hAnsi="Times New Roman" w:cs="Times New Roman" w:eastAsia="Times New Roman"/>
+                <w:b w:val="0"/>
+                <w:sz w:val="21"/>
+              </w:rPr>
+              <w:t>Омӯзиши иловагии модел (fine-tuning)</w:t>
+            </w:r>
+          </w:p>
+        </w:tc>
+      </w:tr>
+      <w:tr>
+        <w:trPr>
+          <w:cantSplit w:val="true"/>
+        </w:trPr>
+        <w:tc>
+          <w:tcPr>
+            <w:tcW w:type="dxa" w:w="4819"/>
+          </w:tcPr>
+          <w:p>
+            <w:pPr>
+              <w:spacing w:after="40" w:before="40"/>
+            </w:pPr>
+            <w:r/>
+            <w:r>
+              <w:rPr>
+                <w:rFonts w:ascii="Times New Roman" w:hAnsi="Times New Roman" w:cs="Times New Roman" w:eastAsia="Times New Roman"/>
+                <w:b w:val="0"/>
+                <w:sz w:val="21"/>
+              </w:rPr>
+              <w:t>Сенарияҳои мо: 25 машқ, 4 ИИ-равоншинос, қоидаҳои амният</w:t>
+            </w:r>
+          </w:p>
+        </w:tc>
+        <w:tc>
+          <w:tcPr>
+            <w:tcW w:type="dxa" w:w="4819"/>
+          </w:tcPr>
+          <w:p>
+            <w:pPr>
+              <w:spacing w:after="40" w:before="40"/>
+            </w:pPr>
+            <w:r/>
+            <w:r>
+              <w:rPr>
+                <w:rFonts w:ascii="Times New Roman" w:hAnsi="Times New Roman" w:cs="Times New Roman" w:eastAsia="Times New Roman"/>
+                <w:b w:val="0"/>
+                <w:sz w:val="21"/>
+              </w:rPr>
+              <w:t>Датасетҳои худии суҳбатҳо ё датасетҳои тиббӣ</w:t>
+            </w:r>
+          </w:p>
+        </w:tc>
+      </w:tr>
+      <w:tr>
+        <w:trPr>
+          <w:cantSplit w:val="true"/>
+        </w:trPr>
+        <w:tc>
+          <w:tcPr>
+            <w:tcW w:type="dxa" w:w="4819"/>
+          </w:tcPr>
+          <w:p>
+            <w:pPr>
+              <w:spacing w:after="40" w:before="40"/>
+            </w:pPr>
+            <w:r/>
+            <w:r>
+              <w:rPr>
+                <w:rFonts w:ascii="Times New Roman" w:hAnsi="Times New Roman" w:cs="Times New Roman" w:eastAsia="Times New Roman"/>
+                <w:b w:val="0"/>
+                <w:sz w:val="21"/>
+              </w:rPr>
+              <w:t>Маълумоти корбар аз ҳисоби ӯ (бо розигӣ)</w:t>
+            </w:r>
+          </w:p>
+        </w:tc>
+        <w:tc>
+          <w:tcPr>
+            <w:tcW w:type="dxa" w:w="4819"/>
+          </w:tcPr>
+          <w:p>
+            <w:pPr>
+              <w:spacing w:after="40" w:before="40"/>
+            </w:pPr>
+            <w:r/>
+            <w:r>
+              <w:rPr>
+                <w:rFonts w:ascii="Times New Roman" w:hAnsi="Times New Roman" w:cs="Times New Roman" w:eastAsia="Times New Roman"/>
+                <w:b w:val="0"/>
+                <w:sz w:val="21"/>
+              </w:rPr>
+              <w:t>Ҷамъоварии сомонаҳо ва пойгоҳҳои харидашуда</w:t>
+            </w:r>
+          </w:p>
+        </w:tc>
+      </w:tr>
+      <w:tr>
+        <w:trPr>
+          <w:cantSplit w:val="true"/>
+        </w:trPr>
+        <w:tc>
+          <w:tcPr>
+            <w:tcW w:type="dxa" w:w="4819"/>
+          </w:tcPr>
+          <w:p>
+            <w:pPr>
+              <w:spacing w:after="40" w:before="40"/>
+            </w:pPr>
+            <w:r/>
+            <w:r>
+              <w:rPr>
+                <w:rFonts w:ascii="Times New Roman" w:hAnsi="Times New Roman" w:cs="Times New Roman" w:eastAsia="Times New Roman"/>
+                <w:b w:val="0"/>
+                <w:sz w:val="21"/>
+              </w:rPr>
+              <w:t>Омори кушодаи ТУТ — танҳо барои асоснокии мушкилот</w:t>
+            </w:r>
+          </w:p>
+        </w:tc>
+        <w:tc>
+          <w:tcPr>
+            <w:tcW w:type="dxa" w:w="4819"/>
+          </w:tcPr>
+          <w:p>
+            <w:pPr>
+              <w:spacing w:after="40" w:before="40"/>
+            </w:pPr>
+            <w:r/>
+            <w:r>
+              <w:rPr>
+                <w:rFonts w:ascii="Times New Roman" w:hAnsi="Times New Roman" w:cs="Times New Roman" w:eastAsia="Times New Roman"/>
+                <w:b w:val="0"/>
+                <w:sz w:val="21"/>
+              </w:rPr>
+              <w:t>Омӯзиш аз суҳбатҳои корбарон</w:t>
+            </w:r>
+          </w:p>
+        </w:tc>
+      </w:tr>
+    </w:tbl>
+    <w:p>
+      <w:pPr>
+        <w:spacing w:after="40"/>
+      </w:pPr>
+    </w:p>
+    <w:p>
+      <w:pPr>
+        <w:keepNext/>
+        <w:spacing w:before="160" w:after="120"/>
+      </w:pPr>
+      <w:r>
+        <w:rPr>
+          <w:rFonts w:ascii="Times New Roman" w:hAnsi="Times New Roman" w:cs="Times New Roman" w:eastAsia="Times New Roman"/>
+          <w:b/>
+          <w:color w:val="1F3A8A"/>
+          <w:sz w:val="24"/>
+        </w:rPr>
+        <w:t>4.4. Чаро ИИ ҳангоми истифода судмандтар мешавад</w:t>
+      </w:r>
+    </w:p>
+    <w:p>
+      <w:pPr>
+        <w:spacing w:after="120" w:line="276" w:lineRule="auto"/>
+        <w:jc w:val="both"/>
+      </w:pPr>
+      <w:r>
+        <w:rPr>
+          <w:rFonts w:ascii="Times New Roman" w:hAnsi="Times New Roman" w:cs="Times New Roman" w:eastAsia="Times New Roman"/>
+          <w:b w:val="0"/>
+          <w:i w:val="0"/>
+          <w:sz w:val="24"/>
+        </w:rPr>
+        <w:t>Худи модел аз суҳбатҳои шумо намеомӯзад. Барнома судмандтар мешавад, зеро контексти шумо ҷамъ мешавад ва сенарияҳои мо беҳтар мегарданд:</w:t>
+      </w:r>
+    </w:p>
+    <w:p>
+      <w:pPr>
+        <w:pStyle w:val="ListBullet"/>
+        <w:spacing w:after="60" w:line="264" w:lineRule="auto"/>
+      </w:pPr>
+      <w:r>
+        <w:rPr>
+          <w:rFonts w:ascii="Times New Roman" w:hAnsi="Times New Roman" w:cs="Times New Roman" w:eastAsia="Times New Roman"/>
+          <w:sz w:val="23"/>
+        </w:rPr>
+        <w:t>Шахсисозии чуқуртар: чӣ қадар ташхис, кайфият, миннатдорӣ ва ҳадафҳо бештар бошанд, маслиҳатҳо ва нақшаи рӯз дақиқтар мешаванд.</w:t>
+      </w:r>
+    </w:p>
+    <w:p>
+      <w:pPr>
+        <w:pStyle w:val="ListBullet"/>
+        <w:spacing w:after="60" w:line="264" w:lineRule="auto"/>
+      </w:pPr>
+      <w:r>
+        <w:rPr>
+          <w:rFonts w:ascii="Times New Roman" w:hAnsi="Times New Roman" w:cs="Times New Roman" w:eastAsia="Times New Roman"/>
+          <w:sz w:val="23"/>
+        </w:rPr>
+        <w:t>Хотира дар бораи нақшаҳо: рӯйдодҳо аз чат нигоҳ дошта мешаванд ва ИИ ёдрас мекунад ва дар тайёрӣ кӯмак мерасонад.</w:t>
+      </w:r>
+    </w:p>
+    <w:p>
+      <w:pPr>
+        <w:pStyle w:val="ListBullet"/>
+        <w:spacing w:after="60" w:line="264" w:lineRule="auto"/>
+      </w:pPr>
+      <w:r>
+        <w:rPr>
+          <w:rFonts w:ascii="Times New Roman" w:hAnsi="Times New Roman" w:cs="Times New Roman" w:eastAsia="Times New Roman"/>
+          <w:sz w:val="23"/>
+        </w:rPr>
+        <w:t>Бозгашти алоқа: шарҳҳо ва натиҷаҳои санҷиш ба мо барои беҳтар кардани сенарияҳо ва санҷиши сифат ба забони тоҷикӣ кӯмак мекунанд.</w:t>
+      </w:r>
+    </w:p>
+    <w:p>
+      <w:pPr>
+        <w:pStyle w:val="ListBullet"/>
+        <w:spacing w:after="60" w:line="264" w:lineRule="auto"/>
+      </w:pPr>
+      <w:r>
+        <w:rPr>
+          <w:rFonts w:ascii="Times New Roman" w:hAnsi="Times New Roman" w:cs="Times New Roman" w:eastAsia="Times New Roman"/>
+          <w:sz w:val="23"/>
+        </w:rPr>
+        <w:t>Навсозӣ бе нашри версияи нав: сервери ҳимояшуда имкон медиҳад модели қавитар пайваст шавад ва ҳамаи корбарон беҳбудиро фавран мегиранд.</w:t>
+      </w:r>
+    </w:p>
+    <w:p>
+      <w:pPr>
+        <w:spacing w:after="120" w:line="276" w:lineRule="auto"/>
+      </w:pPr>
+      <w:r>
+        <w:rPr>
+          <w:rFonts w:ascii="Times New Roman" w:hAnsi="Times New Roman" w:cs="Times New Roman" w:eastAsia="Times New Roman"/>
+          <w:b w:val="0"/>
+          <w:i/>
+          <w:sz w:val="22"/>
+        </w:rPr>
+        <w:t>Маҳдудият: беҳбудӣ дар контекст ва сенарияҳост, на дар худомӯзии модел; мо ваъда намедиҳем, ки ҷавобҳо худ аз худ «ҳушмандтар» мешаванд.</w:t>
+      </w:r>
+    </w:p>
+    <w:p>
+      <w:pPr>
+        <w:keepNext/>
+        <w:spacing w:before="160" w:after="120"/>
+      </w:pPr>
+      <w:r>
+        <w:rPr>
+          <w:rFonts w:ascii="Times New Roman" w:hAnsi="Times New Roman" w:cs="Times New Roman" w:eastAsia="Times New Roman"/>
+          <w:b/>
+          <w:color w:val="1F3A8A"/>
+          <w:sz w:val="24"/>
+        </w:rPr>
+        <w:t>4.5. Манбаъҳои маълумот</w:t>
+      </w:r>
+    </w:p>
+    <w:tbl>
+      <w:tblPr>
+        <w:tblStyle w:val="TableGrid"/>
+        <w:tblW w:type="auto" w:w="0"/>
+        <w:jc w:val="center"/>
+        <w:tblLayout w:type="fixed"/>
+        <w:tblLook w:firstColumn="1" w:firstRow="1" w:lastColumn="0" w:lastRow="0" w:noHBand="0" w:noVBand="1" w:val="04A0"/>
+      </w:tblPr>
+      <w:tblGrid>
+        <w:gridCol w:w="3213"/>
+        <w:gridCol w:w="3213"/>
+        <w:gridCol w:w="3213"/>
+      </w:tblGrid>
+      <w:tr>
+        <w:trPr>
+          <w:tblHeader w:val="true"/>
+        </w:trPr>
+        <w:tc>
+          <w:tcPr>
+            <w:tcW w:type="dxa" w:w="3175"/>
+            <w:shd w:val="clear" w:color="auto" w:fill="1F3A8A"/>
+          </w:tcPr>
+          <w:p>
+            <w:pPr>
+              <w:spacing w:after="40" w:before="40"/>
+            </w:pPr>
+            <w:r/>
+            <w:r>
+              <w:rPr>
+                <w:rFonts w:ascii="Times New Roman" w:hAnsi="Times New Roman" w:cs="Times New Roman" w:eastAsia="Times New Roman"/>
+                <w:b/>
+                <w:color w:val="FFFFFF"/>
+                <w:sz w:val="21"/>
+              </w:rPr>
+              <w:t>Маълумот</w:t>
+            </w:r>
+          </w:p>
+        </w:tc>
+        <w:tc>
+          <w:tcPr>
+            <w:tcW w:type="dxa" w:w="3061"/>
+            <w:shd w:val="clear" w:color="auto" w:fill="1F3A8A"/>
+          </w:tcPr>
+          <w:p>
+            <w:pPr>
+              <w:spacing w:after="40" w:before="40"/>
+            </w:pPr>
+            <w:r/>
+            <w:r>
+              <w:rPr>
+                <w:rFonts w:ascii="Times New Roman" w:hAnsi="Times New Roman" w:cs="Times New Roman" w:eastAsia="Times New Roman"/>
+                <w:b/>
+                <w:color w:val="FFFFFF"/>
+                <w:sz w:val="21"/>
+              </w:rPr>
+              <w:t>Дар куҷо нигоҳ дошта мешавад</w:t>
+            </w:r>
+          </w:p>
+        </w:tc>
+        <w:tc>
+          <w:tcPr>
+            <w:tcW w:type="dxa" w:w="3402"/>
+            <w:shd w:val="clear" w:color="auto" w:fill="1F3A8A"/>
+          </w:tcPr>
+          <w:p>
+            <w:pPr>
+              <w:spacing w:after="40" w:before="40"/>
+            </w:pPr>
+            <w:r/>
+            <w:r>
+              <w:rPr>
+                <w:rFonts w:ascii="Times New Roman" w:hAnsi="Times New Roman" w:cs="Times New Roman" w:eastAsia="Times New Roman"/>
+                <w:b/>
+                <w:color w:val="FFFFFF"/>
+                <w:sz w:val="21"/>
+              </w:rPr>
+              <w:t>Барои чӣ</w:t>
+            </w:r>
+          </w:p>
+        </w:tc>
+      </w:tr>
+      <w:tr>
+        <w:trPr>
+          <w:cantSplit w:val="true"/>
+        </w:trPr>
+        <w:tc>
+          <w:tcPr>
+            <w:tcW w:type="dxa" w:w="3175"/>
+          </w:tcPr>
+          <w:p>
+            <w:pPr>
+              <w:spacing w:after="40" w:before="40"/>
+            </w:pPr>
+            <w:r/>
+            <w:r>
+              <w:rPr>
+                <w:rFonts w:ascii="Times New Roman" w:hAnsi="Times New Roman" w:cs="Times New Roman" w:eastAsia="Times New Roman"/>
+                <w:b w:val="0"/>
+                <w:sz w:val="21"/>
+              </w:rPr>
+              <w:t>Ҷавобҳои ташхис ва нақшаи 90-рӯза</w:t>
+            </w:r>
+          </w:p>
+        </w:tc>
+        <w:tc>
+          <w:tcPr>
+            <w:tcW w:type="dxa" w:w="3061"/>
+          </w:tcPr>
+          <w:p>
+            <w:pPr>
+              <w:spacing w:after="40" w:before="40"/>
+            </w:pPr>
+            <w:r/>
+            <w:r>
+              <w:rPr>
+                <w:rFonts w:ascii="Times New Roman" w:hAnsi="Times New Roman" w:cs="Times New Roman" w:eastAsia="Times New Roman"/>
+                <w:b w:val="0"/>
+                <w:sz w:val="21"/>
+              </w:rPr>
+              <w:t>Firestore (ҳисоби корбар)</w:t>
+            </w:r>
+          </w:p>
+        </w:tc>
+        <w:tc>
+          <w:tcPr>
+            <w:tcW w:type="dxa" w:w="3402"/>
+          </w:tcPr>
+          <w:p>
+            <w:pPr>
+              <w:spacing w:after="40" w:before="40"/>
+            </w:pPr>
+            <w:r/>
+            <w:r>
+              <w:rPr>
+                <w:rFonts w:ascii="Times New Roman" w:hAnsi="Times New Roman" w:cs="Times New Roman" w:eastAsia="Times New Roman"/>
+                <w:b w:val="0"/>
+                <w:sz w:val="21"/>
+              </w:rPr>
+              <w:t>Сохтани нақша, замина барои чат ва мураббӣ</w:t>
+            </w:r>
+          </w:p>
+        </w:tc>
+      </w:tr>
+      <w:tr>
+        <w:trPr>
+          <w:cantSplit w:val="true"/>
+        </w:trPr>
+        <w:tc>
+          <w:tcPr>
+            <w:tcW w:type="dxa" w:w="3175"/>
+          </w:tcPr>
+          <w:p>
+            <w:pPr>
+              <w:spacing w:after="40" w:before="40"/>
+            </w:pPr>
+            <w:r/>
+            <w:r>
+              <w:rPr>
+                <w:rFonts w:ascii="Times New Roman" w:hAnsi="Times New Roman" w:cs="Times New Roman" w:eastAsia="Times New Roman"/>
+                <w:b w:val="0"/>
+                <w:sz w:val="21"/>
+              </w:rPr>
+              <w:t>Ҷадвали рӯз ва рӯйдодҳои банақшагир</w:t>
+            </w:r>
+          </w:p>
+        </w:tc>
+        <w:tc>
+          <w:tcPr>
+            <w:tcW w:type="dxa" w:w="3061"/>
+          </w:tcPr>
+          <w:p>
+            <w:pPr>
+              <w:spacing w:after="40" w:before="40"/>
+            </w:pPr>
+            <w:r/>
+            <w:r>
+              <w:rPr>
+                <w:rFonts w:ascii="Times New Roman" w:hAnsi="Times New Roman" w:cs="Times New Roman" w:eastAsia="Times New Roman"/>
+                <w:b w:val="0"/>
+                <w:sz w:val="21"/>
+              </w:rPr>
+              <w:t>Firestore</w:t>
+            </w:r>
+          </w:p>
+        </w:tc>
+        <w:tc>
+          <w:tcPr>
+            <w:tcW w:type="dxa" w:w="3402"/>
+          </w:tcPr>
+          <w:p>
+            <w:pPr>
+              <w:spacing w:after="40" w:before="40"/>
+            </w:pPr>
+            <w:r/>
+            <w:r>
+              <w:rPr>
+                <w:rFonts w:ascii="Times New Roman" w:hAnsi="Times New Roman" w:cs="Times New Roman" w:eastAsia="Times New Roman"/>
+                <w:b w:val="0"/>
+                <w:sz w:val="21"/>
+              </w:rPr>
+              <w:t>Нақшаи рӯз, ёдраскуниҳо, хотираи ИИ дар бораи нақшаҳо</w:t>
+            </w:r>
+          </w:p>
+        </w:tc>
+      </w:tr>
+      <w:tr>
+        <w:trPr>
+          <w:cantSplit w:val="true"/>
+        </w:trPr>
+        <w:tc>
+          <w:tcPr>
+            <w:tcW w:type="dxa" w:w="3175"/>
+          </w:tcPr>
+          <w:p>
+            <w:pPr>
+              <w:spacing w:after="40" w:before="40"/>
+            </w:pPr>
+            <w:r/>
+            <w:r>
+              <w:rPr>
+                <w:rFonts w:ascii="Times New Roman" w:hAnsi="Times New Roman" w:cs="Times New Roman" w:eastAsia="Times New Roman"/>
+                <w:b w:val="0"/>
+                <w:sz w:val="21"/>
+              </w:rPr>
+              <w:t>Кайфият ва миннатдорӣ</w:t>
+            </w:r>
+          </w:p>
+        </w:tc>
+        <w:tc>
+          <w:tcPr>
+            <w:tcW w:type="dxa" w:w="3061"/>
+          </w:tcPr>
+          <w:p>
+            <w:pPr>
+              <w:spacing w:after="40" w:before="40"/>
+            </w:pPr>
+            <w:r/>
+            <w:r>
+              <w:rPr>
+                <w:rFonts w:ascii="Times New Roman" w:hAnsi="Times New Roman" w:cs="Times New Roman" w:eastAsia="Times New Roman"/>
+                <w:b w:val="0"/>
+                <w:sz w:val="21"/>
+              </w:rPr>
+              <w:t>Дар дастгоҳ</w:t>
+            </w:r>
+          </w:p>
+        </w:tc>
+        <w:tc>
+          <w:tcPr>
+            <w:tcW w:type="dxa" w:w="3402"/>
+          </w:tcPr>
+          <w:p>
+            <w:pPr>
+              <w:spacing w:after="40" w:before="40"/>
+            </w:pPr>
+            <w:r/>
+            <w:r>
+              <w:rPr>
+                <w:rFonts w:ascii="Times New Roman" w:hAnsi="Times New Roman" w:cs="Times New Roman" w:eastAsia="Times New Roman"/>
+                <w:b w:val="0"/>
+                <w:sz w:val="21"/>
+              </w:rPr>
+              <w:t>Замина барои чат ва мураббӣ</w:t>
+            </w:r>
+          </w:p>
+        </w:tc>
+      </w:tr>
+      <w:tr>
+        <w:trPr>
+          <w:cantSplit w:val="true"/>
+        </w:trPr>
+        <w:tc>
+          <w:tcPr>
+            <w:tcW w:type="dxa" w:w="3175"/>
+          </w:tcPr>
+          <w:p>
+            <w:pPr>
+              <w:spacing w:after="40" w:before="40"/>
+            </w:pPr>
+            <w:r/>
+            <w:r>
+              <w:rPr>
+                <w:rFonts w:ascii="Times New Roman" w:hAnsi="Times New Roman" w:cs="Times New Roman" w:eastAsia="Times New Roman"/>
+                <w:b w:val="0"/>
+                <w:sz w:val="21"/>
+              </w:rPr>
+              <w:t>Таърихи чатҳо</w:t>
+            </w:r>
+          </w:p>
+        </w:tc>
+        <w:tc>
+          <w:tcPr>
+            <w:tcW w:type="dxa" w:w="3061"/>
+          </w:tcPr>
+          <w:p>
+            <w:pPr>
+              <w:spacing w:after="40" w:before="40"/>
+            </w:pPr>
+            <w:r/>
+            <w:r>
+              <w:rPr>
+                <w:rFonts w:ascii="Times New Roman" w:hAnsi="Times New Roman" w:cs="Times New Roman" w:eastAsia="Times New Roman"/>
+                <w:b w:val="0"/>
+                <w:sz w:val="21"/>
+              </w:rPr>
+              <w:t>SQLite дар дастгоҳ (+ таърихи ҳисоб дар Firestore)</w:t>
+            </w:r>
+          </w:p>
+        </w:tc>
+        <w:tc>
+          <w:tcPr>
+            <w:tcW w:type="dxa" w:w="3402"/>
+          </w:tcPr>
+          <w:p>
+            <w:pPr>
+              <w:spacing w:after="40" w:before="40"/>
+            </w:pPr>
+            <w:r/>
+            <w:r>
+              <w:rPr>
+                <w:rFonts w:ascii="Times New Roman" w:hAnsi="Times New Roman" w:cs="Times New Roman" w:eastAsia="Times New Roman"/>
+                <w:b w:val="0"/>
+                <w:sz w:val="21"/>
+              </w:rPr>
+              <w:t>Паёмҳои охирин ҳамчун замина; хондан бе шабака</w:t>
+            </w:r>
+          </w:p>
+        </w:tc>
+      </w:tr>
+      <w:tr>
+        <w:trPr>
+          <w:cantSplit w:val="true"/>
+        </w:trPr>
+        <w:tc>
+          <w:tcPr>
+            <w:tcW w:type="dxa" w:w="3175"/>
+          </w:tcPr>
+          <w:p>
+            <w:pPr>
+              <w:spacing w:after="40" w:before="40"/>
+            </w:pPr>
+            <w:r/>
+            <w:r>
+              <w:rPr>
+                <w:rFonts w:ascii="Times New Roman" w:hAnsi="Times New Roman" w:cs="Times New Roman" w:eastAsia="Times New Roman"/>
+                <w:b w:val="0"/>
+                <w:sz w:val="21"/>
+              </w:rPr>
+              <w:t>Сенарияҳои машқҳо ва ИИ-равоншиносон</w:t>
+            </w:r>
+          </w:p>
+        </w:tc>
+        <w:tc>
+          <w:tcPr>
+            <w:tcW w:type="dxa" w:w="3061"/>
+          </w:tcPr>
+          <w:p>
+            <w:pPr>
+              <w:spacing w:after="40" w:before="40"/>
+            </w:pPr>
+            <w:r/>
+            <w:r>
+              <w:rPr>
+                <w:rFonts w:ascii="Times New Roman" w:hAnsi="Times New Roman" w:cs="Times New Roman" w:eastAsia="Times New Roman"/>
+                <w:b w:val="0"/>
+                <w:sz w:val="21"/>
+              </w:rPr>
+              <w:t>Дар коди барнома (матнҳои мо)</w:t>
+            </w:r>
+          </w:p>
+        </w:tc>
+        <w:tc>
+          <w:tcPr>
+            <w:tcW w:type="dxa" w:w="3402"/>
+          </w:tcPr>
+          <w:p>
+            <w:pPr>
+              <w:spacing w:after="40" w:before="40"/>
+            </w:pPr>
+            <w:r/>
+            <w:r>
+              <w:rPr>
+                <w:rFonts w:ascii="Times New Roman" w:hAnsi="Times New Roman" w:cs="Times New Roman" w:eastAsia="Times New Roman"/>
+                <w:b w:val="0"/>
+                <w:sz w:val="21"/>
+              </w:rPr>
+              <w:t>Роҳбарии 25 машқ ва 4 персона</w:t>
+            </w:r>
+          </w:p>
+        </w:tc>
+      </w:tr>
+      <w:tr>
+        <w:trPr>
+          <w:cantSplit w:val="true"/>
+        </w:trPr>
+        <w:tc>
+          <w:tcPr>
+            <w:tcW w:type="dxa" w:w="3175"/>
+          </w:tcPr>
+          <w:p>
+            <w:pPr>
+              <w:spacing w:after="40" w:before="40"/>
+            </w:pPr>
+            <w:r/>
+            <w:r>
+              <w:rPr>
+                <w:rFonts w:ascii="Times New Roman" w:hAnsi="Times New Roman" w:cs="Times New Roman" w:eastAsia="Times New Roman"/>
+                <w:b w:val="0"/>
+                <w:sz w:val="21"/>
+              </w:rPr>
+              <w:t>Холҳо, сатҳҳо, силсила</w:t>
+            </w:r>
+          </w:p>
+        </w:tc>
+        <w:tc>
+          <w:tcPr>
+            <w:tcW w:type="dxa" w:w="3061"/>
+          </w:tcPr>
+          <w:p>
+            <w:pPr>
+              <w:spacing w:after="40" w:before="40"/>
+            </w:pPr>
+            <w:r/>
+            <w:r>
+              <w:rPr>
+                <w:rFonts w:ascii="Times New Roman" w:hAnsi="Times New Roman" w:cs="Times New Roman" w:eastAsia="Times New Roman"/>
+                <w:b w:val="0"/>
+                <w:sz w:val="21"/>
+              </w:rPr>
+              <w:t>Firestore</w:t>
+            </w:r>
+          </w:p>
+        </w:tc>
+        <w:tc>
+          <w:tcPr>
+            <w:tcW w:type="dxa" w:w="3402"/>
+          </w:tcPr>
+          <w:p>
+            <w:pPr>
+              <w:spacing w:after="40" w:before="40"/>
+            </w:pPr>
+            <w:r/>
+            <w:r>
+              <w:rPr>
+                <w:rFonts w:ascii="Times New Roman" w:hAnsi="Times New Roman" w:cs="Times New Roman" w:eastAsia="Times New Roman"/>
+                <w:b w:val="0"/>
+                <w:sz w:val="21"/>
+              </w:rPr>
+              <w:t>Ангезиш ва пешрафт</w:t>
+            </w:r>
+          </w:p>
+        </w:tc>
+      </w:tr>
+      <w:tr>
+        <w:trPr>
+          <w:cantSplit w:val="true"/>
+        </w:trPr>
+        <w:tc>
+          <w:tcPr>
+            <w:tcW w:type="dxa" w:w="3175"/>
+          </w:tcPr>
+          <w:p>
+            <w:pPr>
+              <w:spacing w:after="40" w:before="40"/>
+            </w:pPr>
+            <w:r/>
+            <w:r>
+              <w:rPr>
+                <w:rFonts w:ascii="Times New Roman" w:hAnsi="Times New Roman" w:cs="Times New Roman" w:eastAsia="Times New Roman"/>
+                <w:b w:val="0"/>
+                <w:sz w:val="21"/>
+              </w:rPr>
+              <w:t>Омори ТУТ</w:t>
+            </w:r>
+          </w:p>
+        </w:tc>
+        <w:tc>
+          <w:tcPr>
+            <w:tcW w:type="dxa" w:w="3061"/>
+          </w:tcPr>
+          <w:p>
+            <w:pPr>
+              <w:spacing w:after="40" w:before="40"/>
+            </w:pPr>
+            <w:r/>
+            <w:r>
+              <w:rPr>
+                <w:rFonts w:ascii="Times New Roman" w:hAnsi="Times New Roman" w:cs="Times New Roman" w:eastAsia="Times New Roman"/>
+                <w:b w:val="0"/>
+                <w:sz w:val="21"/>
+              </w:rPr>
+              <w:t>Манбаъҳои кушод</w:t>
+            </w:r>
+          </w:p>
+        </w:tc>
+        <w:tc>
+          <w:tcPr>
+            <w:tcW w:type="dxa" w:w="3402"/>
+          </w:tcPr>
+          <w:p>
+            <w:pPr>
+              <w:spacing w:after="40" w:before="40"/>
+            </w:pPr>
+            <w:r/>
+            <w:r>
+              <w:rPr>
+                <w:rFonts w:ascii="Times New Roman" w:hAnsi="Times New Roman" w:cs="Times New Roman" w:eastAsia="Times New Roman"/>
+                <w:b w:val="0"/>
+                <w:sz w:val="21"/>
+              </w:rPr>
+              <w:t>Танҳо асоснокии мушкилот, на омӯзиш</w:t>
             </w:r>
           </w:p>
         </w:tc>

--- a/docs/Miraj-AI-Act-tg.docx
+++ b/docs/Miraj-AI-Act-tg.docx
@@ -1780,7 +1780,7 @@
           <w:color w:val="1F3A8A"/>
           <w:sz w:val="24"/>
         </w:rPr>
-        <w:t>4.1. Мо ИИ-ро чӣ тавр истифода мебарем</w:t>
+        <w:t>4.1. Context Engineering: зеҳн дар гирду атрофи модел</w:t>
       </w:r>
     </w:p>
     <w:p>
@@ -1795,7 +1795,7 @@
           <w:i w:val="0"/>
           <w:sz w:val="24"/>
         </w:rPr>
-        <w:t>Miraj AI модели забониро намеомӯзонад ва аз нав намеомӯзонад (бе fine-tuning). Мо модели пешрафтаи тайёрро мегирем ва онро тавассути замина (контекст), сенарияҳо (промптҳо) ва қоидаҳои ҳимоявӣ барои шахси мушаххас судманд мекунем.</w:t>
+        <w:t>Модели асосӣ қобилияти умумии забониро медиҳад. Барнома ҳал мекунад, ки модел дар ҳар дархост кадом дастурҳо ва маълумотро мебинад. Ин қабат — Context Engineering — рафтори Miraj-ро муайян мекунад.</w:t>
       </w:r>
     </w:p>
     <w:tbl>
@@ -1807,17 +1807,18 @@
         <w:tblLook w:firstColumn="1" w:firstRow="1" w:lastColumn="0" w:lastRow="0" w:noHBand="0" w:noVBand="1" w:val="04A0"/>
       </w:tblPr>
       <w:tblGrid>
-        <w:gridCol w:w="4819"/>
-        <w:gridCol w:w="4819"/>
+        <w:gridCol w:w="3213"/>
+        <w:gridCol w:w="3213"/>
+        <w:gridCol w:w="3213"/>
       </w:tblGrid>
       <w:tr>
         <w:trPr>
-          <w:cantSplit w:val="true"/>
+          <w:tblHeader w:val="true"/>
         </w:trPr>
         <w:tc>
           <w:tcPr>
-            <w:tcW w:type="dxa" w:w="2835"/>
-            <w:shd w:val="clear" w:color="auto" w:fill="EEF1FB"/>
+            <w:tcW w:type="dxa" w:w="2381"/>
+            <w:shd w:val="clear" w:color="auto" w:fill="1F3A8A"/>
           </w:tcPr>
           <w:p>
             <w:pPr>
@@ -1828,28 +1829,50 @@
               <w:rPr>
                 <w:rFonts w:ascii="Times New Roman" w:hAnsi="Times New Roman" w:cs="Times New Roman" w:eastAsia="Times New Roman"/>
                 <w:b/>
-                <w:sz w:val="21"/>
-              </w:rPr>
-              <w:t>Бе омӯзиши иловагӣ (no fine-tuning)</w:t>
-            </w:r>
-          </w:p>
-        </w:tc>
-        <w:tc>
-          <w:tcPr>
-            <w:tcW w:type="dxa" w:w="6803"/>
-          </w:tcPr>
-          <w:p>
-            <w:pPr>
-              <w:spacing w:after="40" w:before="40"/>
-            </w:pPr>
-            <w:r/>
-            <w:r>
-              <w:rPr>
-                <w:rFonts w:ascii="Times New Roman" w:hAnsi="Times New Roman" w:cs="Times New Roman" w:eastAsia="Times New Roman"/>
-                <w:b w:val="0"/>
-                <w:sz w:val="21"/>
-              </w:rPr>
-              <w:t>Модели тайёри Claude (Anthropic) тавассути API истифода мешавад. Мо вазнҳои онро тағйир намедиҳем ва омӯзиши худро намегузаронем.</w:t>
+                <w:color w:val="FFFFFF"/>
+                <w:sz w:val="21"/>
+              </w:rPr>
+            </w:r>
+          </w:p>
+        </w:tc>
+        <w:tc>
+          <w:tcPr>
+            <w:tcW w:type="dxa" w:w="5896"/>
+            <w:shd w:val="clear" w:color="auto" w:fill="1F3A8A"/>
+          </w:tcPr>
+          <w:p>
+            <w:pPr>
+              <w:spacing w:after="40" w:before="40"/>
+            </w:pPr>
+            <w:r/>
+            <w:r>
+              <w:rPr>
+                <w:rFonts w:ascii="Times New Roman" w:hAnsi="Times New Roman" w:cs="Times New Roman" w:eastAsia="Times New Roman"/>
+                <w:b/>
+                <w:color w:val="FFFFFF"/>
+                <w:sz w:val="21"/>
+              </w:rPr>
+            </w:r>
+          </w:p>
+        </w:tc>
+        <w:tc>
+          <w:tcPr>
+            <w:tcW w:type="dxa" w:w="1361"/>
+            <w:shd w:val="clear" w:color="auto" w:fill="1F3A8A"/>
+          </w:tcPr>
+          <w:p>
+            <w:pPr>
+              <w:spacing w:after="40" w:before="40"/>
+            </w:pPr>
+            <w:r/>
+            <w:r>
+              <w:rPr>
+                <w:rFonts w:ascii="Times New Roman" w:hAnsi="Times New Roman" w:cs="Times New Roman" w:eastAsia="Times New Roman"/>
+                <w:b/>
+                <w:color w:val="FFFFFF"/>
+                <w:sz w:val="21"/>
+              </w:rPr>
+              <w:t>Ҳолат</w:t>
             </w:r>
           </w:p>
         </w:tc>
@@ -1860,27 +1883,7 @@
         </w:trPr>
         <w:tc>
           <w:tcPr>
-            <w:tcW w:type="dxa" w:w="2835"/>
-            <w:shd w:val="clear" w:color="auto" w:fill="EEF1FB"/>
-          </w:tcPr>
-          <w:p>
-            <w:pPr>
-              <w:spacing w:after="40" w:before="40"/>
-            </w:pPr>
-            <w:r/>
-            <w:r>
-              <w:rPr>
-                <w:rFonts w:ascii="Times New Roman" w:hAnsi="Times New Roman" w:cs="Times New Roman" w:eastAsia="Times New Roman"/>
-                <w:b/>
-                <w:sz w:val="21"/>
-              </w:rPr>
-              <w:t>Шахсисозӣ тавассути контекст</w:t>
-            </w:r>
-          </w:p>
-        </w:tc>
-        <w:tc>
-          <w:tcPr>
-            <w:tcW w:type="dxa" w:w="6803"/>
+            <w:tcW w:type="dxa" w:w="2381"/>
           </w:tcPr>
           <w:p>
             <w:pPr>
@@ -1893,7 +1896,45 @@
                 <w:b w:val="0"/>
                 <w:sz w:val="21"/>
               </w:rPr>
-              <w:t>Ба ҳар дархост маълумоти худи ҳамин корбар илова мешавад: профил, ташхис, кайфият, миннатдорӣ, рӯйдодҳои банақшагир, паёмҳои охирин.</w:t>
+              <w:t>Оркестратсияи дастурҳо</w:t>
+            </w:r>
+          </w:p>
+        </w:tc>
+        <w:tc>
+          <w:tcPr>
+            <w:tcW w:type="dxa" w:w="5896"/>
+          </w:tcPr>
+          <w:p>
+            <w:pPr>
+              <w:spacing w:after="40" w:before="40"/>
+            </w:pPr>
+            <w:r/>
+            <w:r>
+              <w:rPr>
+                <w:rFonts w:ascii="Times New Roman" w:hAnsi="Times New Roman" w:cs="Times New Roman" w:eastAsia="Times New Roman"/>
+                <w:b w:val="0"/>
+                <w:sz w:val="21"/>
+              </w:rPr>
+              <w:t>Ҷамъ кардани дастурҳои системавии лозимӣ ва нишондодҳо барои чат, мураббӣ, машқ ё персона.</w:t>
+            </w:r>
+          </w:p>
+        </w:tc>
+        <w:tc>
+          <w:tcPr>
+            <w:tcW w:type="dxa" w:w="1361"/>
+          </w:tcPr>
+          <w:p>
+            <w:pPr>
+              <w:spacing w:after="40" w:before="40"/>
+            </w:pPr>
+            <w:r/>
+            <w:r>
+              <w:rPr>
+                <w:rFonts w:ascii="Times New Roman" w:hAnsi="Times New Roman" w:cs="Times New Roman" w:eastAsia="Times New Roman"/>
+                <w:b w:val="0"/>
+                <w:sz w:val="21"/>
+              </w:rPr>
+              <w:t>Татбиқ шудааст</w:t>
             </w:r>
           </w:p>
         </w:tc>
@@ -1904,8 +1945,381 @@
         </w:trPr>
         <w:tc>
           <w:tcPr>
-            <w:tcW w:type="dxa" w:w="2835"/>
-            <w:shd w:val="clear" w:color="auto" w:fill="EEF1FB"/>
+            <w:tcW w:type="dxa" w:w="2381"/>
+          </w:tcPr>
+          <w:p>
+            <w:pPr>
+              <w:spacing w:after="40" w:before="40"/>
+            </w:pPr>
+            <w:r/>
+            <w:r>
+              <w:rPr>
+                <w:rFonts w:ascii="Times New Roman" w:hAnsi="Times New Roman" w:cs="Times New Roman" w:eastAsia="Times New Roman"/>
+                <w:b w:val="0"/>
+                <w:sz w:val="21"/>
+              </w:rPr>
+              <w:t>Идоракунии контекст</w:t>
+            </w:r>
+          </w:p>
+        </w:tc>
+        <w:tc>
+          <w:tcPr>
+            <w:tcW w:type="dxa" w:w="5896"/>
+          </w:tcPr>
+          <w:p>
+            <w:pPr>
+              <w:spacing w:after="40" w:before="40"/>
+            </w:pPr>
+            <w:r/>
+            <w:r>
+              <w:rPr>
+                <w:rFonts w:ascii="Times New Roman" w:hAnsi="Times New Roman" w:cs="Times New Roman" w:eastAsia="Times New Roman"/>
+                <w:b w:val="0"/>
+                <w:sz w:val="21"/>
+              </w:rPr>
+              <w:t>Интихоб ва ташкили маълумот барои як дархост: паёмҳои охирин, профил, нақша, рӯйдодҳои банақшагир.</w:t>
+            </w:r>
+          </w:p>
+        </w:tc>
+        <w:tc>
+          <w:tcPr>
+            <w:tcW w:type="dxa" w:w="1361"/>
+          </w:tcPr>
+          <w:p>
+            <w:pPr>
+              <w:spacing w:after="40" w:before="40"/>
+            </w:pPr>
+            <w:r/>
+            <w:r>
+              <w:rPr>
+                <w:rFonts w:ascii="Times New Roman" w:hAnsi="Times New Roman" w:cs="Times New Roman" w:eastAsia="Times New Roman"/>
+                <w:b w:val="0"/>
+                <w:sz w:val="21"/>
+              </w:rPr>
+              <w:t>Татбиқ шудааст</w:t>
+            </w:r>
+          </w:p>
+        </w:tc>
+      </w:tr>
+      <w:tr>
+        <w:trPr>
+          <w:cantSplit w:val="true"/>
+        </w:trPr>
+        <w:tc>
+          <w:tcPr>
+            <w:tcW w:type="dxa" w:w="2381"/>
+          </w:tcPr>
+          <w:p>
+            <w:pPr>
+              <w:spacing w:after="40" w:before="40"/>
+            </w:pPr>
+            <w:r/>
+            <w:r>
+              <w:rPr>
+                <w:rFonts w:ascii="Times New Roman" w:hAnsi="Times New Roman" w:cs="Times New Roman" w:eastAsia="Times New Roman"/>
+                <w:b w:val="0"/>
+                <w:sz w:val="21"/>
+              </w:rPr>
+              <w:t>Хотира</w:t>
+            </w:r>
+          </w:p>
+        </w:tc>
+        <w:tc>
+          <w:tcPr>
+            <w:tcW w:type="dxa" w:w="5896"/>
+          </w:tcPr>
+          <w:p>
+            <w:pPr>
+              <w:spacing w:after="40" w:before="40"/>
+            </w:pPr>
+            <w:r/>
+            <w:r>
+              <w:rPr>
+                <w:rFonts w:ascii="Times New Roman" w:hAnsi="Times New Roman" w:cs="Times New Roman" w:eastAsia="Times New Roman"/>
+                <w:b w:val="0"/>
+                <w:sz w:val="21"/>
+              </w:rPr>
+              <w:t>Бозгардонидани маълумоти пештар нигоҳдошташуда ҳангоме, ки барнома онро дастгирӣ мекунад.</w:t>
+            </w:r>
+          </w:p>
+        </w:tc>
+        <w:tc>
+          <w:tcPr>
+            <w:tcW w:type="dxa" w:w="1361"/>
+          </w:tcPr>
+          <w:p>
+            <w:pPr>
+              <w:spacing w:after="40" w:before="40"/>
+            </w:pPr>
+            <w:r/>
+            <w:r>
+              <w:rPr>
+                <w:rFonts w:ascii="Times New Roman" w:hAnsi="Times New Roman" w:cs="Times New Roman" w:eastAsia="Times New Roman"/>
+                <w:b w:val="0"/>
+                <w:sz w:val="21"/>
+              </w:rPr>
+              <w:t>Қисман</w:t>
+            </w:r>
+          </w:p>
+        </w:tc>
+      </w:tr>
+      <w:tr>
+        <w:trPr>
+          <w:cantSplit w:val="true"/>
+        </w:trPr>
+        <w:tc>
+          <w:tcPr>
+            <w:tcW w:type="dxa" w:w="2381"/>
+          </w:tcPr>
+          <w:p>
+            <w:pPr>
+              <w:spacing w:after="40" w:before="40"/>
+            </w:pPr>
+            <w:r/>
+            <w:r>
+              <w:rPr>
+                <w:rFonts w:ascii="Times New Roman" w:hAnsi="Times New Roman" w:cs="Times New Roman" w:eastAsia="Times New Roman"/>
+                <w:b w:val="0"/>
+                <w:sz w:val="21"/>
+              </w:rPr>
+              <w:t>Шахсисозӣ</w:t>
+            </w:r>
+          </w:p>
+        </w:tc>
+        <w:tc>
+          <w:tcPr>
+            <w:tcW w:type="dxa" w:w="5896"/>
+          </w:tcPr>
+          <w:p>
+            <w:pPr>
+              <w:spacing w:after="40" w:before="40"/>
+            </w:pPr>
+            <w:r/>
+            <w:r>
+              <w:rPr>
+                <w:rFonts w:ascii="Times New Roman" w:hAnsi="Times New Roman" w:cs="Times New Roman" w:eastAsia="Times New Roman"/>
+                <w:b w:val="0"/>
+                <w:sz w:val="21"/>
+              </w:rPr>
+              <w:t>Мутобиқ кардани ҷавобҳо бо хоҳишҳои корбар ва контексти иҷозатшуда.</w:t>
+            </w:r>
+          </w:p>
+        </w:tc>
+        <w:tc>
+          <w:tcPr>
+            <w:tcW w:type="dxa" w:w="1361"/>
+          </w:tcPr>
+          <w:p>
+            <w:pPr>
+              <w:spacing w:after="40" w:before="40"/>
+            </w:pPr>
+            <w:r/>
+            <w:r>
+              <w:rPr>
+                <w:rFonts w:ascii="Times New Roman" w:hAnsi="Times New Roman" w:cs="Times New Roman" w:eastAsia="Times New Roman"/>
+                <w:b w:val="0"/>
+                <w:sz w:val="21"/>
+              </w:rPr>
+              <w:t>Татбиқ шудааст</w:t>
+            </w:r>
+          </w:p>
+        </w:tc>
+      </w:tr>
+      <w:tr>
+        <w:trPr>
+          <w:cantSplit w:val="true"/>
+        </w:trPr>
+        <w:tc>
+          <w:tcPr>
+            <w:tcW w:type="dxa" w:w="2381"/>
+          </w:tcPr>
+          <w:p>
+            <w:pPr>
+              <w:spacing w:after="40" w:before="40"/>
+            </w:pPr>
+            <w:r/>
+            <w:r>
+              <w:rPr>
+                <w:rFonts w:ascii="Times New Roman" w:hAnsi="Times New Roman" w:cs="Times New Roman" w:eastAsia="Times New Roman"/>
+                <w:b w:val="0"/>
+                <w:sz w:val="21"/>
+              </w:rPr>
+              <w:t>Ворид кардани дониш</w:t>
+            </w:r>
+          </w:p>
+        </w:tc>
+        <w:tc>
+          <w:tcPr>
+            <w:tcW w:type="dxa" w:w="5896"/>
+          </w:tcPr>
+          <w:p>
+            <w:pPr>
+              <w:spacing w:after="40" w:before="40"/>
+            </w:pPr>
+            <w:r/>
+            <w:r>
+              <w:rPr>
+                <w:rFonts w:ascii="Times New Roman" w:hAnsi="Times New Roman" w:cs="Times New Roman" w:eastAsia="Times New Roman"/>
+                <w:b w:val="0"/>
+                <w:sz w:val="21"/>
+              </w:rPr>
+              <w:t>Пешниҳоди маводи маълумотӣ ҳангоми мавҷуд будани сарчашмаи дониш. Ғайр аз сенарияҳои мо ин дар нақша аст.</w:t>
+            </w:r>
+          </w:p>
+        </w:tc>
+        <w:tc>
+          <w:tcPr>
+            <w:tcW w:type="dxa" w:w="1361"/>
+          </w:tcPr>
+          <w:p>
+            <w:pPr>
+              <w:spacing w:after="40" w:before="40"/>
+            </w:pPr>
+            <w:r/>
+            <w:r>
+              <w:rPr>
+                <w:rFonts w:ascii="Times New Roman" w:hAnsi="Times New Roman" w:cs="Times New Roman" w:eastAsia="Times New Roman"/>
+                <w:b w:val="0"/>
+                <w:sz w:val="21"/>
+              </w:rPr>
+              <w:t>Қисман</w:t>
+            </w:r>
+          </w:p>
+        </w:tc>
+      </w:tr>
+      <w:tr>
+        <w:trPr>
+          <w:cantSplit w:val="true"/>
+        </w:trPr>
+        <w:tc>
+          <w:tcPr>
+            <w:tcW w:type="dxa" w:w="2381"/>
+          </w:tcPr>
+          <w:p>
+            <w:pPr>
+              <w:spacing w:after="40" w:before="40"/>
+            </w:pPr>
+            <w:r/>
+            <w:r>
+              <w:rPr>
+                <w:rFonts w:ascii="Times New Roman" w:hAnsi="Times New Roman" w:cs="Times New Roman" w:eastAsia="Times New Roman"/>
+                <w:b w:val="0"/>
+                <w:sz w:val="21"/>
+              </w:rPr>
+              <w:t>Амният</w:t>
+            </w:r>
+          </w:p>
+        </w:tc>
+        <w:tc>
+          <w:tcPr>
+            <w:tcW w:type="dxa" w:w="5896"/>
+          </w:tcPr>
+          <w:p>
+            <w:pPr>
+              <w:spacing w:after="40" w:before="40"/>
+            </w:pPr>
+            <w:r/>
+            <w:r>
+              <w:rPr>
+                <w:rFonts w:ascii="Times New Roman" w:hAnsi="Times New Roman" w:cs="Times New Roman" w:eastAsia="Times New Roman"/>
+                <w:b w:val="0"/>
+                <w:sz w:val="21"/>
+              </w:rPr>
+              <w:t>Маҳдудиятҳо ва ҳудудҳои рафторӣ, ки пеш аз ҷавоби модел муқаррар шудаанд.</w:t>
+            </w:r>
+          </w:p>
+        </w:tc>
+        <w:tc>
+          <w:tcPr>
+            <w:tcW w:type="dxa" w:w="1361"/>
+          </w:tcPr>
+          <w:p>
+            <w:pPr>
+              <w:spacing w:after="40" w:before="40"/>
+            </w:pPr>
+            <w:r/>
+            <w:r>
+              <w:rPr>
+                <w:rFonts w:ascii="Times New Roman" w:hAnsi="Times New Roman" w:cs="Times New Roman" w:eastAsia="Times New Roman"/>
+                <w:b w:val="0"/>
+                <w:sz w:val="21"/>
+              </w:rPr>
+              <w:t>Татбиқ шудааст</w:t>
+            </w:r>
+          </w:p>
+        </w:tc>
+      </w:tr>
+    </w:tbl>
+    <w:p>
+      <w:pPr>
+        <w:spacing w:after="40"/>
+      </w:pPr>
+    </w:p>
+    <w:p>
+      <w:pPr>
+        <w:spacing w:after="120" w:line="276" w:lineRule="auto"/>
+      </w:pPr>
+      <w:r>
+        <w:rPr>
+          <w:rFonts w:ascii="Times New Roman" w:hAnsi="Times New Roman" w:cs="Times New Roman" w:eastAsia="Times New Roman"/>
+          <w:b w:val="0"/>
+          <w:i/>
+          <w:sz w:val="22"/>
+        </w:rPr>
+        <w:t>Ин шахсисозӣ дар сатҳи барнома аст. Он параметрҳои дохилии модели асосиро тағйир намедиҳад ва Miraj аз ҳар паём худкор намеомӯзад.</w:t>
+      </w:r>
+    </w:p>
+    <w:p>
+      <w:pPr>
+        <w:keepNext/>
+        <w:spacing w:before="160" w:after="120"/>
+      </w:pPr>
+      <w:r>
+        <w:rPr>
+          <w:rFonts w:ascii="Times New Roman" w:hAnsi="Times New Roman" w:cs="Times New Roman" w:eastAsia="Times New Roman"/>
+          <w:b/>
+          <w:color w:val="1F3A8A"/>
+          <w:sz w:val="24"/>
+        </w:rPr>
+        <w:t>4.2. Давраи ҳаётии дархост</w:t>
+      </w:r>
+    </w:p>
+    <w:p>
+      <w:pPr>
+        <w:spacing w:after="120" w:line="276" w:lineRule="auto"/>
+        <w:jc w:val="both"/>
+      </w:pPr>
+      <w:r>
+        <w:rPr>
+          <w:rFonts w:ascii="Times New Roman" w:hAnsi="Times New Roman" w:cs="Times New Roman" w:eastAsia="Times New Roman"/>
+          <w:b w:val="0"/>
+          <w:i w:val="0"/>
+          <w:sz w:val="24"/>
+        </w:rPr>
+        <w:t>Дар байни паёми корбар ва ҷавоби Miraj чӣ мегузарад. Барои тафсилот ба ҳар модул пахш кунед. Ҳар модул қайд шудааст: татбиқ шудааст, қисман ё дар нақша.</w:t>
+      </w:r>
+    </w:p>
+    <w:tbl>
+      <w:tblPr>
+        <w:tblStyle w:val="TableGrid"/>
+        <w:tblW w:type="auto" w:w="0"/>
+        <w:jc w:val="center"/>
+        <w:tblLayout w:type="fixed"/>
+        <w:tblLook w:firstColumn="1" w:firstRow="1" w:lastColumn="0" w:lastRow="0" w:noHBand="0" w:noVBand="1" w:val="04A0"/>
+      </w:tblPr>
+      <w:tblGrid>
+        <w:gridCol w:w="3213"/>
+        <w:gridCol w:w="3213"/>
+        <w:gridCol w:w="3213"/>
+      </w:tblGrid>
+      <w:tr>
+        <w:trPr>
+          <w:tblHeader w:val="true"/>
+        </w:trPr>
+        <w:tc>
+          <w:tcPr>
+            <w:tcW w:type="dxa" w:w="2608"/>
+            <w:shd w:val="clear" w:color="auto" w:fill="1F3A8A"/>
           </w:tcPr>
           <w:p>
             <w:pPr>
@@ -1916,15 +2330,62 @@
               <w:rPr>
                 <w:rFonts w:ascii="Times New Roman" w:hAnsi="Times New Roman" w:cs="Times New Roman" w:eastAsia="Times New Roman"/>
                 <w:b/>
-                <w:sz w:val="21"/>
-              </w:rPr>
-              <w:t>Маълумоти корбарон модельро намеомӯзонад</w:t>
-            </w:r>
-          </w:p>
-        </w:tc>
-        <w:tc>
-          <w:tcPr>
-            <w:tcW w:type="dxa" w:w="6803"/>
+                <w:color w:val="FFFFFF"/>
+                <w:sz w:val="21"/>
+              </w:rPr>
+              <w:t>#</w:t>
+            </w:r>
+          </w:p>
+        </w:tc>
+        <w:tc>
+          <w:tcPr>
+            <w:tcW w:type="dxa" w:w="5669"/>
+            <w:shd w:val="clear" w:color="auto" w:fill="1F3A8A"/>
+          </w:tcPr>
+          <w:p>
+            <w:pPr>
+              <w:spacing w:after="40" w:before="40"/>
+            </w:pPr>
+            <w:r/>
+            <w:r>
+              <w:rPr>
+                <w:rFonts w:ascii="Times New Roman" w:hAnsi="Times New Roman" w:cs="Times New Roman" w:eastAsia="Times New Roman"/>
+                <w:b/>
+                <w:color w:val="FFFFFF"/>
+                <w:sz w:val="21"/>
+              </w:rPr>
+            </w:r>
+          </w:p>
+        </w:tc>
+        <w:tc>
+          <w:tcPr>
+            <w:tcW w:type="dxa" w:w="1361"/>
+            <w:shd w:val="clear" w:color="auto" w:fill="1F3A8A"/>
+          </w:tcPr>
+          <w:p>
+            <w:pPr>
+              <w:spacing w:after="40" w:before="40"/>
+            </w:pPr>
+            <w:r/>
+            <w:r>
+              <w:rPr>
+                <w:rFonts w:ascii="Times New Roman" w:hAnsi="Times New Roman" w:cs="Times New Roman" w:eastAsia="Times New Roman"/>
+                <w:b/>
+                <w:color w:val="FFFFFF"/>
+                <w:sz w:val="21"/>
+              </w:rPr>
+              <w:t>Ҳолат</w:t>
+            </w:r>
+          </w:p>
+        </w:tc>
+      </w:tr>
+      <w:tr>
+        <w:trPr>
+          <w:cantSplit w:val="true"/>
+        </w:trPr>
+        <w:tc>
+          <w:tcPr>
+            <w:tcW w:type="dxa" w:w="2608"/>
           </w:tcPr>
           <w:p>
             <w:pPr>
@@ -1937,7 +2398,727 @@
                 <w:b w:val="0"/>
                 <w:sz w:val="21"/>
               </w:rPr>
-              <w:t>Суҳбатҳо барои омӯзиш истифода намешаванд. Модел худаш шуморо «дар хотир» намедорад: хотира — маълумоти шумост, ки мо ба дархост мефиристем.</w:t>
+              <w:t>1. User Input</w:t>
+            </w:r>
+          </w:p>
+        </w:tc>
+        <w:tc>
+          <w:tcPr>
+            <w:tcW w:type="dxa" w:w="5669"/>
+          </w:tcPr>
+          <w:p>
+            <w:pPr>
+              <w:spacing w:after="40" w:before="40"/>
+            </w:pPr>
+            <w:r/>
+            <w:r>
+              <w:rPr>
+                <w:rFonts w:ascii="Times New Roman" w:hAnsi="Times New Roman" w:cs="Times New Roman" w:eastAsia="Times New Roman"/>
+                <w:b w:val="0"/>
+                <w:sz w:val="21"/>
+              </w:rPr>
+              <w:t>Матн ё нутқи ба матн табдилёфта. Экран вазифаро муайян мекунад: чати Miraj, ИИ-мураббӣ, яке аз 25 машқ ё ИИ-равоншинос. Агар дар дастгоҳ шинохти забони тоҷикӣ набошад, вуруди овозӣ ба шинохти русӣ мегузарад.</w:t>
+            </w:r>
+          </w:p>
+        </w:tc>
+        <w:tc>
+          <w:tcPr>
+            <w:tcW w:type="dxa" w:w="1361"/>
+          </w:tcPr>
+          <w:p>
+            <w:pPr>
+              <w:spacing w:after="40" w:before="40"/>
+            </w:pPr>
+            <w:r/>
+            <w:r>
+              <w:rPr>
+                <w:rFonts w:ascii="Times New Roman" w:hAnsi="Times New Roman" w:cs="Times New Roman" w:eastAsia="Times New Roman"/>
+                <w:b w:val="0"/>
+                <w:sz w:val="21"/>
+              </w:rPr>
+              <w:t>Татбиқ шудааст</w:t>
+            </w:r>
+          </w:p>
+        </w:tc>
+      </w:tr>
+      <w:tr>
+        <w:trPr>
+          <w:cantSplit w:val="true"/>
+        </w:trPr>
+        <w:tc>
+          <w:tcPr>
+            <w:tcW w:type="dxa" w:w="2608"/>
+          </w:tcPr>
+          <w:p>
+            <w:pPr>
+              <w:spacing w:after="40" w:before="40"/>
+            </w:pPr>
+            <w:r/>
+            <w:r>
+              <w:rPr>
+                <w:rFonts w:ascii="Times New Roman" w:hAnsi="Times New Roman" w:cs="Times New Roman" w:eastAsia="Times New Roman"/>
+                <w:b w:val="0"/>
+                <w:sz w:val="21"/>
+              </w:rPr>
+              <w:t>2. Context Engineering Layer</w:t>
+            </w:r>
+          </w:p>
+        </w:tc>
+        <w:tc>
+          <w:tcPr>
+            <w:tcW w:type="dxa" w:w="5669"/>
+          </w:tcPr>
+          <w:p>
+            <w:pPr>
+              <w:spacing w:after="40" w:before="40"/>
+            </w:pPr>
+            <w:r/>
+            <w:r>
+              <w:rPr>
+                <w:rFonts w:ascii="Times New Roman" w:hAnsi="Times New Roman" w:cs="Times New Roman" w:eastAsia="Times New Roman"/>
+                <w:b w:val="0"/>
+                <w:sz w:val="21"/>
+              </w:rPr>
+              <w:t>Пеш аз ҳар дархост барнома ҳал мекунад, ки кадом дастурҳо, таърих, далелҳои нигоҳдошташуда ва қоидаҳои амният ба он тааллуқ доранд. Ин қабат — коди барнома аст. Он моделро тағйир намедиҳад.</w:t>
+            </w:r>
+          </w:p>
+        </w:tc>
+        <w:tc>
+          <w:tcPr>
+            <w:tcW w:type="dxa" w:w="1361"/>
+          </w:tcPr>
+          <w:p>
+            <w:pPr>
+              <w:spacing w:after="40" w:before="40"/>
+            </w:pPr>
+            <w:r/>
+            <w:r>
+              <w:rPr>
+                <w:rFonts w:ascii="Times New Roman" w:hAnsi="Times New Roman" w:cs="Times New Roman" w:eastAsia="Times New Roman"/>
+                <w:b w:val="0"/>
+                <w:sz w:val="21"/>
+              </w:rPr>
+              <w:t>Татбиқ шудааст</w:t>
+            </w:r>
+          </w:p>
+        </w:tc>
+      </w:tr>
+      <w:tr>
+        <w:trPr>
+          <w:cantSplit w:val="true"/>
+        </w:trPr>
+        <w:tc>
+          <w:tcPr>
+            <w:tcW w:type="dxa" w:w="2608"/>
+          </w:tcPr>
+          <w:p>
+            <w:pPr>
+              <w:spacing w:after="40" w:before="40"/>
+            </w:pPr>
+            <w:r/>
+            <w:r>
+              <w:rPr>
+                <w:rFonts w:ascii="Times New Roman" w:hAnsi="Times New Roman" w:cs="Times New Roman" w:eastAsia="Times New Roman"/>
+                <w:b w:val="0"/>
+                <w:sz w:val="21"/>
+              </w:rPr>
+              <w:t>3. System Instructions</w:t>
+            </w:r>
+          </w:p>
+        </w:tc>
+        <w:tc>
+          <w:tcPr>
+            <w:tcW w:type="dxa" w:w="5669"/>
+          </w:tcPr>
+          <w:p>
+            <w:pPr>
+              <w:spacing w:after="40" w:before="40"/>
+            </w:pPr>
+            <w:r/>
+            <w:r>
+              <w:rPr>
+                <w:rFonts w:ascii="Times New Roman" w:hAnsi="Times New Roman" w:cs="Times New Roman" w:eastAsia="Times New Roman"/>
+                <w:b w:val="0"/>
+                <w:sz w:val="21"/>
+              </w:rPr>
+              <w:t>Оркестратсияи промптҳо: барои ҳар вазифа (чат, мураббӣ, нақшаи рӯз, машқ, персона) маҷмӯи дастурҳои алоҳида бо нақш, оҳанги дастгирикунанда, қоидаи ҷавоб додан ба забони корбар (тоҷикӣ, русӣ ё англисӣ) ва маҳдудиятҳо, масалан бе ташхиси тиббӣ.</w:t>
+            </w:r>
+          </w:p>
+        </w:tc>
+        <w:tc>
+          <w:tcPr>
+            <w:tcW w:type="dxa" w:w="1361"/>
+          </w:tcPr>
+          <w:p>
+            <w:pPr>
+              <w:spacing w:after="40" w:before="40"/>
+            </w:pPr>
+            <w:r/>
+            <w:r>
+              <w:rPr>
+                <w:rFonts w:ascii="Times New Roman" w:hAnsi="Times New Roman" w:cs="Times New Roman" w:eastAsia="Times New Roman"/>
+                <w:b w:val="0"/>
+                <w:sz w:val="21"/>
+              </w:rPr>
+              <w:t>Татбиқ шудааст</w:t>
+            </w:r>
+          </w:p>
+        </w:tc>
+      </w:tr>
+      <w:tr>
+        <w:trPr>
+          <w:cantSplit w:val="true"/>
+        </w:trPr>
+        <w:tc>
+          <w:tcPr>
+            <w:tcW w:type="dxa" w:w="2608"/>
+          </w:tcPr>
+          <w:p>
+            <w:pPr>
+              <w:spacing w:after="40" w:before="40"/>
+            </w:pPr>
+            <w:r/>
+            <w:r>
+              <w:rPr>
+                <w:rFonts w:ascii="Times New Roman" w:hAnsi="Times New Roman" w:cs="Times New Roman" w:eastAsia="Times New Roman"/>
+                <w:b w:val="0"/>
+                <w:sz w:val="21"/>
+              </w:rPr>
+              <w:t>4. Conversation Context</w:t>
+            </w:r>
+          </w:p>
+        </w:tc>
+        <w:tc>
+          <w:tcPr>
+            <w:tcW w:type="dxa" w:w="5669"/>
+          </w:tcPr>
+          <w:p>
+            <w:pPr>
+              <w:spacing w:after="40" w:before="40"/>
+            </w:pPr>
+            <w:r/>
+            <w:r>
+              <w:rPr>
+                <w:rFonts w:ascii="Times New Roman" w:hAnsi="Times New Roman" w:cs="Times New Roman" w:eastAsia="Times New Roman"/>
+                <w:b w:val="0"/>
+                <w:sz w:val="21"/>
+              </w:rPr>
+              <w:t>Идоракунии контекст: паёмҳои охирин (то 15 дар чати асосӣ) бо дархост фиристода мешаванд, то ҷавоб аз паси суҳбат равад. Паёмҳои қадимтар дар дастгоҳ мемонанд.</w:t>
+            </w:r>
+          </w:p>
+        </w:tc>
+        <w:tc>
+          <w:tcPr>
+            <w:tcW w:type="dxa" w:w="1361"/>
+          </w:tcPr>
+          <w:p>
+            <w:pPr>
+              <w:spacing w:after="40" w:before="40"/>
+            </w:pPr>
+            <w:r/>
+            <w:r>
+              <w:rPr>
+                <w:rFonts w:ascii="Times New Roman" w:hAnsi="Times New Roman" w:cs="Times New Roman" w:eastAsia="Times New Roman"/>
+                <w:b w:val="0"/>
+                <w:sz w:val="21"/>
+              </w:rPr>
+              <w:t>Татбиқ шудааст</w:t>
+            </w:r>
+          </w:p>
+        </w:tc>
+      </w:tr>
+      <w:tr>
+        <w:trPr>
+          <w:cantSplit w:val="true"/>
+        </w:trPr>
+        <w:tc>
+          <w:tcPr>
+            <w:tcW w:type="dxa" w:w="2608"/>
+          </w:tcPr>
+          <w:p>
+            <w:pPr>
+              <w:spacing w:after="40" w:before="40"/>
+            </w:pPr>
+            <w:r/>
+            <w:r>
+              <w:rPr>
+                <w:rFonts w:ascii="Times New Roman" w:hAnsi="Times New Roman" w:cs="Times New Roman" w:eastAsia="Times New Roman"/>
+                <w:b w:val="0"/>
+                <w:sz w:val="21"/>
+              </w:rPr>
+              <w:t>5. User Memory</w:t>
+            </w:r>
+          </w:p>
+        </w:tc>
+        <w:tc>
+          <w:tcPr>
+            <w:tcW w:type="dxa" w:w="5669"/>
+          </w:tcPr>
+          <w:p>
+            <w:pPr>
+              <w:spacing w:after="40" w:before="40"/>
+            </w:pPr>
+            <w:r/>
+            <w:r>
+              <w:rPr>
+                <w:rFonts w:ascii="Times New Roman" w:hAnsi="Times New Roman" w:cs="Times New Roman" w:eastAsia="Times New Roman"/>
+                <w:b w:val="0"/>
+                <w:sz w:val="21"/>
+              </w:rPr>
+              <w:t>Хотираи сохторӣ татбиқ шудааст: ҷавобҳои ташхис, нақшаи 90-рӯза, миннатдории рӯз ва рӯйдодҳо аз суҳбат (масалан, «пагоҳ олимпиада»). Хотираи озоди дарозмуддат бо ҷустуҷӯи маъноӣ дар нақша аст, вале татбиқ нашудааст.</w:t>
+            </w:r>
+          </w:p>
+        </w:tc>
+        <w:tc>
+          <w:tcPr>
+            <w:tcW w:type="dxa" w:w="1361"/>
+          </w:tcPr>
+          <w:p>
+            <w:pPr>
+              <w:spacing w:after="40" w:before="40"/>
+            </w:pPr>
+            <w:r/>
+            <w:r>
+              <w:rPr>
+                <w:rFonts w:ascii="Times New Roman" w:hAnsi="Times New Roman" w:cs="Times New Roman" w:eastAsia="Times New Roman"/>
+                <w:b w:val="0"/>
+                <w:sz w:val="21"/>
+              </w:rPr>
+              <w:t>Қисман</w:t>
+            </w:r>
+          </w:p>
+        </w:tc>
+      </w:tr>
+      <w:tr>
+        <w:trPr>
+          <w:cantSplit w:val="true"/>
+        </w:trPr>
+        <w:tc>
+          <w:tcPr>
+            <w:tcW w:type="dxa" w:w="2608"/>
+          </w:tcPr>
+          <w:p>
+            <w:pPr>
+              <w:spacing w:after="40" w:before="40"/>
+            </w:pPr>
+            <w:r/>
+            <w:r>
+              <w:rPr>
+                <w:rFonts w:ascii="Times New Roman" w:hAnsi="Times New Roman" w:cs="Times New Roman" w:eastAsia="Times New Roman"/>
+                <w:b w:val="0"/>
+                <w:sz w:val="21"/>
+              </w:rPr>
+              <w:t>6. Personalization</w:t>
+            </w:r>
+          </w:p>
+        </w:tc>
+        <w:tc>
+          <w:tcPr>
+            <w:tcW w:type="dxa" w:w="5669"/>
+          </w:tcPr>
+          <w:p>
+            <w:pPr>
+              <w:spacing w:after="40" w:before="40"/>
+            </w:pPr>
+            <w:r/>
+            <w:r>
+              <w:rPr>
+                <w:rFonts w:ascii="Times New Roman" w:hAnsi="Times New Roman" w:cs="Times New Roman" w:eastAsia="Times New Roman"/>
+                <w:b w:val="0"/>
+                <w:sz w:val="21"/>
+              </w:rPr>
+              <w:t>Шахсисозӣ профил ва ташхисеро истифода мебарад, ки корбар бо розигӣ додааст, ва забони барномаро. Ин мутобиқсозӣ дар сатҳи барнома аст, вазнҳои модел тағйир намеёбанд.</w:t>
+            </w:r>
+          </w:p>
+        </w:tc>
+        <w:tc>
+          <w:tcPr>
+            <w:tcW w:type="dxa" w:w="1361"/>
+          </w:tcPr>
+          <w:p>
+            <w:pPr>
+              <w:spacing w:after="40" w:before="40"/>
+            </w:pPr>
+            <w:r/>
+            <w:r>
+              <w:rPr>
+                <w:rFonts w:ascii="Times New Roman" w:hAnsi="Times New Roman" w:cs="Times New Roman" w:eastAsia="Times New Roman"/>
+                <w:b w:val="0"/>
+                <w:sz w:val="21"/>
+              </w:rPr>
+              <w:t>Татбиқ шудааст</w:t>
+            </w:r>
+          </w:p>
+        </w:tc>
+      </w:tr>
+      <w:tr>
+        <w:trPr>
+          <w:cantSplit w:val="true"/>
+        </w:trPr>
+        <w:tc>
+          <w:tcPr>
+            <w:tcW w:type="dxa" w:w="2608"/>
+          </w:tcPr>
+          <w:p>
+            <w:pPr>
+              <w:spacing w:after="40" w:before="40"/>
+            </w:pPr>
+            <w:r/>
+            <w:r>
+              <w:rPr>
+                <w:rFonts w:ascii="Times New Roman" w:hAnsi="Times New Roman" w:cs="Times New Roman" w:eastAsia="Times New Roman"/>
+                <w:b w:val="0"/>
+                <w:sz w:val="21"/>
+              </w:rPr>
+              <w:t>7. Curated Knowledge</w:t>
+            </w:r>
+          </w:p>
+        </w:tc>
+        <w:tc>
+          <w:tcPr>
+            <w:tcW w:type="dxa" w:w="5669"/>
+          </w:tcPr>
+          <w:p>
+            <w:pPr>
+              <w:spacing w:after="40" w:before="40"/>
+            </w:pPr>
+            <w:r/>
+            <w:r>
+              <w:rPr>
+                <w:rFonts w:ascii="Times New Roman" w:hAnsi="Times New Roman" w:cs="Times New Roman" w:eastAsia="Times New Roman"/>
+                <w:b w:val="0"/>
+                <w:sz w:val="21"/>
+              </w:rPr>
+              <w:t>Қисман: 25 сенарияи машқ ва 4 ИИ-равоншинос — маҷмӯи дастурҳои дастӣ навишташуда, ки аз рӯи экран интихоб мешаванд. Ҷустуҷӯи дониш аз маҷмӯаи калони маълумотӣ дар нақша аст, вале татбиқ нашудааст.</w:t>
+            </w:r>
+          </w:p>
+        </w:tc>
+        <w:tc>
+          <w:tcPr>
+            <w:tcW w:type="dxa" w:w="1361"/>
+          </w:tcPr>
+          <w:p>
+            <w:pPr>
+              <w:spacing w:after="40" w:before="40"/>
+            </w:pPr>
+            <w:r/>
+            <w:r>
+              <w:rPr>
+                <w:rFonts w:ascii="Times New Roman" w:hAnsi="Times New Roman" w:cs="Times New Roman" w:eastAsia="Times New Roman"/>
+                <w:b w:val="0"/>
+                <w:sz w:val="21"/>
+              </w:rPr>
+              <w:t>Қисман</w:t>
+            </w:r>
+          </w:p>
+        </w:tc>
+      </w:tr>
+      <w:tr>
+        <w:trPr>
+          <w:cantSplit w:val="true"/>
+        </w:trPr>
+        <w:tc>
+          <w:tcPr>
+            <w:tcW w:type="dxa" w:w="2608"/>
+          </w:tcPr>
+          <w:p>
+            <w:pPr>
+              <w:spacing w:after="40" w:before="40"/>
+            </w:pPr>
+            <w:r/>
+            <w:r>
+              <w:rPr>
+                <w:rFonts w:ascii="Times New Roman" w:hAnsi="Times New Roman" w:cs="Times New Roman" w:eastAsia="Times New Roman"/>
+                <w:b w:val="0"/>
+                <w:sz w:val="21"/>
+              </w:rPr>
+              <w:t>8. Safety Constraints</w:t>
+            </w:r>
+          </w:p>
+        </w:tc>
+        <w:tc>
+          <w:tcPr>
+            <w:tcW w:type="dxa" w:w="5669"/>
+          </w:tcPr>
+          <w:p>
+            <w:pPr>
+              <w:spacing w:after="40" w:before="40"/>
+            </w:pPr>
+            <w:r/>
+            <w:r>
+              <w:rPr>
+                <w:rFonts w:ascii="Times New Roman" w:hAnsi="Times New Roman" w:cs="Times New Roman" w:eastAsia="Times New Roman"/>
+                <w:b w:val="0"/>
+                <w:sz w:val="21"/>
+              </w:rPr>
+              <w:t>То розигии возеҳ ба ИИ чизе фиристода намешавад. Дастурҳо ташхиси тиббиро манъ мекунанд ва ба мутахассисон равона месозанд. Сервер токени корбарро месанҷад ва лимити ҳарруза дархостҳоро татбиқ мекунад; паёмҳои байни одамонро ИИ-назоратчӣ месанҷад.</w:t>
+            </w:r>
+          </w:p>
+        </w:tc>
+        <w:tc>
+          <w:tcPr>
+            <w:tcW w:type="dxa" w:w="1361"/>
+          </w:tcPr>
+          <w:p>
+            <w:pPr>
+              <w:spacing w:after="40" w:before="40"/>
+            </w:pPr>
+            <w:r/>
+            <w:r>
+              <w:rPr>
+                <w:rFonts w:ascii="Times New Roman" w:hAnsi="Times New Roman" w:cs="Times New Roman" w:eastAsia="Times New Roman"/>
+                <w:b w:val="0"/>
+                <w:sz w:val="21"/>
+              </w:rPr>
+              <w:t>Татбиқ шудааст</w:t>
+            </w:r>
+          </w:p>
+        </w:tc>
+      </w:tr>
+      <w:tr>
+        <w:trPr>
+          <w:cantSplit w:val="true"/>
+        </w:trPr>
+        <w:tc>
+          <w:tcPr>
+            <w:tcW w:type="dxa" w:w="2608"/>
+          </w:tcPr>
+          <w:p>
+            <w:pPr>
+              <w:spacing w:after="40" w:before="40"/>
+            </w:pPr>
+            <w:r/>
+            <w:r>
+              <w:rPr>
+                <w:rFonts w:ascii="Times New Roman" w:hAnsi="Times New Roman" w:cs="Times New Roman" w:eastAsia="Times New Roman"/>
+                <w:b w:val="0"/>
+                <w:sz w:val="21"/>
+              </w:rPr>
+              <w:t>9. Foundation Model</w:t>
+            </w:r>
+          </w:p>
+        </w:tc>
+        <w:tc>
+          <w:tcPr>
+            <w:tcW w:type="dxa" w:w="5669"/>
+          </w:tcPr>
+          <w:p>
+            <w:pPr>
+              <w:spacing w:after="40" w:before="40"/>
+            </w:pPr>
+            <w:r/>
+            <w:r>
+              <w:rPr>
+                <w:rFonts w:ascii="Times New Roman" w:hAnsi="Times New Roman" w:cs="Times New Roman" w:eastAsia="Times New Roman"/>
+                <w:b w:val="0"/>
+                <w:sz w:val="21"/>
+              </w:rPr>
+              <w:t>Дархостҳо тавассути сервери ҳимояшудаи мо ба модели Claude мераванд. Мо онро чунон ки ҳаст истифода мебарем: омӯзиши иловагӣ ва омӯзиш гузаронида нашудааст. Сервер имкон медиҳад, ки бе навсозии барнома ба модели нав гузарем.</w:t>
+            </w:r>
+          </w:p>
+        </w:tc>
+        <w:tc>
+          <w:tcPr>
+            <w:tcW w:type="dxa" w:w="1361"/>
+          </w:tcPr>
+          <w:p>
+            <w:pPr>
+              <w:spacing w:after="40" w:before="40"/>
+            </w:pPr>
+            <w:r/>
+            <w:r>
+              <w:rPr>
+                <w:rFonts w:ascii="Times New Roman" w:hAnsi="Times New Roman" w:cs="Times New Roman" w:eastAsia="Times New Roman"/>
+                <w:b w:val="0"/>
+                <w:sz w:val="21"/>
+              </w:rPr>
+              <w:t>Татбиқ шудааст</w:t>
+            </w:r>
+          </w:p>
+        </w:tc>
+      </w:tr>
+      <w:tr>
+        <w:trPr>
+          <w:cantSplit w:val="true"/>
+        </w:trPr>
+        <w:tc>
+          <w:tcPr>
+            <w:tcW w:type="dxa" w:w="2608"/>
+          </w:tcPr>
+          <w:p>
+            <w:pPr>
+              <w:spacing w:after="40" w:before="40"/>
+            </w:pPr>
+            <w:r/>
+            <w:r>
+              <w:rPr>
+                <w:rFonts w:ascii="Times New Roman" w:hAnsi="Times New Roman" w:cs="Times New Roman" w:eastAsia="Times New Roman"/>
+                <w:b w:val="0"/>
+                <w:sz w:val="21"/>
+              </w:rPr>
+              <w:t>10. Response Processing</w:t>
+            </w:r>
+          </w:p>
+        </w:tc>
+        <w:tc>
+          <w:tcPr>
+            <w:tcW w:type="dxa" w:w="5669"/>
+          </w:tcPr>
+          <w:p>
+            <w:pPr>
+              <w:spacing w:after="40" w:before="40"/>
+            </w:pPr>
+            <w:r/>
+            <w:r>
+              <w:rPr>
+                <w:rFonts w:ascii="Times New Roman" w:hAnsi="Times New Roman" w:cs="Times New Roman" w:eastAsia="Times New Roman"/>
+                <w:b w:val="0"/>
+                <w:sz w:val="21"/>
+              </w:rPr>
+              <w:t>Қисман: дар Android ҷавоб калима ба калима ҷараён мегирад; нақшаҳо ва рӯйдодҳо дар шакли JSON бо таҳаммул таҳлил мешаванд; қатъшавии ҷавоб барои дархостҳои бе ҷараён муайян мешавад. Санҷиши алоҳидаи автоматикии сифати ҳар ҷавоб ҳоло нест ва дар нақша аст.</w:t>
+            </w:r>
+          </w:p>
+        </w:tc>
+        <w:tc>
+          <w:tcPr>
+            <w:tcW w:type="dxa" w:w="1361"/>
+          </w:tcPr>
+          <w:p>
+            <w:pPr>
+              <w:spacing w:after="40" w:before="40"/>
+            </w:pPr>
+            <w:r/>
+            <w:r>
+              <w:rPr>
+                <w:rFonts w:ascii="Times New Roman" w:hAnsi="Times New Roman" w:cs="Times New Roman" w:eastAsia="Times New Roman"/>
+                <w:b w:val="0"/>
+                <w:sz w:val="21"/>
+              </w:rPr>
+              <w:t>Қисман</w:t>
+            </w:r>
+          </w:p>
+        </w:tc>
+      </w:tr>
+      <w:tr>
+        <w:trPr>
+          <w:cantSplit w:val="true"/>
+        </w:trPr>
+        <w:tc>
+          <w:tcPr>
+            <w:tcW w:type="dxa" w:w="2608"/>
+          </w:tcPr>
+          <w:p>
+            <w:pPr>
+              <w:spacing w:after="40" w:before="40"/>
+            </w:pPr>
+            <w:r/>
+            <w:r>
+              <w:rPr>
+                <w:rFonts w:ascii="Times New Roman" w:hAnsi="Times New Roman" w:cs="Times New Roman" w:eastAsia="Times New Roman"/>
+                <w:b w:val="0"/>
+                <w:sz w:val="21"/>
+              </w:rPr>
+              <w:t>11. Personalized Response</w:t>
+            </w:r>
+          </w:p>
+        </w:tc>
+        <w:tc>
+          <w:tcPr>
+            <w:tcW w:type="dxa" w:w="5669"/>
+          </w:tcPr>
+          <w:p>
+            <w:pPr>
+              <w:spacing w:after="40" w:before="40"/>
+            </w:pPr>
+            <w:r/>
+            <w:r>
+              <w:rPr>
+                <w:rFonts w:ascii="Times New Roman" w:hAnsi="Times New Roman" w:cs="Times New Roman" w:eastAsia="Times New Roman"/>
+                <w:b w:val="0"/>
+                <w:sz w:val="21"/>
+              </w:rPr>
+              <w:t>Ҷавоб дар чат пайдо мешавад ва дар пойгоҳи маҳаллии SQLite ва дар таърихи ҳисоб нигоҳ дошта мешавад. Нигоҳдории таърих омӯзиш нест: он барои тағйири модел истифода намешавад.</w:t>
+            </w:r>
+          </w:p>
+        </w:tc>
+        <w:tc>
+          <w:tcPr>
+            <w:tcW w:type="dxa" w:w="1361"/>
+          </w:tcPr>
+          <w:p>
+            <w:pPr>
+              <w:spacing w:after="40" w:before="40"/>
+            </w:pPr>
+            <w:r/>
+            <w:r>
+              <w:rPr>
+                <w:rFonts w:ascii="Times New Roman" w:hAnsi="Times New Roman" w:cs="Times New Roman" w:eastAsia="Times New Roman"/>
+                <w:b w:val="0"/>
+                <w:sz w:val="21"/>
+              </w:rPr>
+              <w:t>Татбиқ шудааст</w:t>
+            </w:r>
+          </w:p>
+        </w:tc>
+      </w:tr>
+      <w:tr>
+        <w:trPr>
+          <w:cantSplit w:val="true"/>
+        </w:trPr>
+        <w:tc>
+          <w:tcPr>
+            <w:tcW w:type="dxa" w:w="2608"/>
+          </w:tcPr>
+          <w:p>
+            <w:pPr>
+              <w:spacing w:after="40" w:before="40"/>
+            </w:pPr>
+            <w:r/>
+            <w:r>
+              <w:rPr>
+                <w:rFonts w:ascii="Times New Roman" w:hAnsi="Times New Roman" w:cs="Times New Roman" w:eastAsia="Times New Roman"/>
+                <w:b w:val="0"/>
+                <w:sz w:val="21"/>
+              </w:rPr>
+              <w:t>12. Feedback, Evaluation &amp; Improvement</w:t>
+            </w:r>
+          </w:p>
+        </w:tc>
+        <w:tc>
+          <w:tcPr>
+            <w:tcW w:type="dxa" w:w="5669"/>
+          </w:tcPr>
+          <w:p>
+            <w:pPr>
+              <w:spacing w:after="40" w:before="40"/>
+            </w:pPr>
+            <w:r/>
+            <w:r>
+              <w:rPr>
+                <w:rFonts w:ascii="Times New Roman" w:hAnsi="Times New Roman" w:cs="Times New Roman" w:eastAsia="Times New Roman"/>
+                <w:b w:val="0"/>
+                <w:sz w:val="21"/>
+              </w:rPr>
+              <w:t>Дар нақша: тугмаҳои «судманд / судманд нест» дар ҷавобҳо, маҷмӯаи сенарияҳои санҷишӣ барои арзёбӣ ва санҷишҳои регрессионӣ. Ҳоло беҳбудиҳо дастӣ ҳангоми таҳия ва аз рӯи бозгашти алоқаи санҷандагон меоянд.</w:t>
+            </w:r>
+          </w:p>
+        </w:tc>
+        <w:tc>
+          <w:tcPr>
+            <w:tcW w:type="dxa" w:w="1361"/>
+          </w:tcPr>
+          <w:p>
+            <w:pPr>
+              <w:spacing w:after="40" w:before="40"/>
+            </w:pPr>
+            <w:r/>
+            <w:r>
+              <w:rPr>
+                <w:rFonts w:ascii="Times New Roman" w:hAnsi="Times New Roman" w:cs="Times New Roman" w:eastAsia="Times New Roman"/>
+                <w:b w:val="0"/>
+                <w:sz w:val="21"/>
+              </w:rPr>
+              <w:t>Дар нақша</w:t>
             </w:r>
           </w:p>
         </w:tc>
@@ -1960,50 +3141,22 @@
           <w:color w:val="1F3A8A"/>
           <w:sz w:val="24"/>
         </w:rPr>
-        <w:t>4.2. Роҳи як паём</w:t>
+        <w:t>4.3. Стратегияи маълумоти мо: дониш, контекст ва арзёбӣ</w:t>
       </w:r>
     </w:p>
     <w:p>
       <w:pPr>
         <w:spacing w:after="120" w:line="276" w:lineRule="auto"/>
-      </w:pPr>
-      <w:r>
-        <w:rPr>
-          <w:rFonts w:ascii="Times New Roman" w:hAnsi="Times New Roman" w:cs="Times New Roman" w:eastAsia="Times New Roman"/>
-          <w:b/>
-          <w:i w:val="0"/>
-          <w:sz w:val="22"/>
-        </w:rPr>
-        <w:t>Паём (матн ё овоз)  →  Замина (профил, рӯйдодҳо)  →  Сервер (токен ва лимит)  →  Claude (модели тайёр)  →  Ҷавоби ҷараёнӣ (калима ба калима)  →  Дар дастгоҳ (чат дар SQLite)</w:t>
-      </w:r>
-    </w:p>
-    <w:p>
-      <w:pPr>
-        <w:spacing w:after="120" w:line="276" w:lineRule="auto"/>
+        <w:jc w:val="both"/>
       </w:pPr>
       <w:r>
         <w:rPr>
           <w:rFonts w:ascii="Times New Roman" w:hAnsi="Times New Roman" w:cs="Times New Roman" w:eastAsia="Times New Roman"/>
           <w:b w:val="0"/>
-          <w:i/>
-          <w:sz w:val="22"/>
-        </w:rPr>
-        <w:t>Ҳамзамон дархости алоҳидаи сабук аз матн рӯйдодҳоро барои банақшагир ҷудо мекунад. Дар чатҳои байни одамон паёмҳоро ИИ-назорат месанҷад.</w:t>
-      </w:r>
-    </w:p>
-    <w:p>
-      <w:pPr>
-        <w:keepNext/>
-        <w:spacing w:before="160" w:after="120"/>
-      </w:pPr>
-      <w:r>
-        <w:rPr>
-          <w:rFonts w:ascii="Times New Roman" w:hAnsi="Times New Roman" w:cs="Times New Roman" w:eastAsia="Times New Roman"/>
-          <w:b/>
-          <w:color w:val="1F3A8A"/>
+          <w:i w:val="0"/>
           <w:sz w:val="24"/>
         </w:rPr>
-        <w:t>4.3. Чӣ истифода мешавад ва чӣ не</w:t>
+        <w:t>Намудҳои гуногуни маълумот нақшҳои гуногун доранд. Ҳеҷ яке аз онҳо барои омӯзиш ё омӯзиши иловагии модел истифода намешавад.</w:t>
       </w:r>
     </w:p>
     <w:tbl>
@@ -2015,8 +3168,9 @@
         <w:tblLook w:firstColumn="1" w:firstRow="1" w:lastColumn="0" w:lastRow="0" w:noHBand="0" w:noVBand="1" w:val="04A0"/>
       </w:tblPr>
       <w:tblGrid>
-        <w:gridCol w:w="4819"/>
-        <w:gridCol w:w="4819"/>
+        <w:gridCol w:w="3213"/>
+        <w:gridCol w:w="3213"/>
+        <w:gridCol w:w="3213"/>
       </w:tblGrid>
       <w:tr>
         <w:trPr>
@@ -2024,7 +3178,7 @@
         </w:trPr>
         <w:tc>
           <w:tcPr>
-            <w:tcW w:type="dxa" w:w="4819"/>
+            <w:tcW w:type="dxa" w:w="2381"/>
             <w:shd w:val="clear" w:color="auto" w:fill="1F3A8A"/>
           </w:tcPr>
           <w:p>
@@ -2039,13 +3193,12 @@
                 <w:color w:val="FFFFFF"/>
                 <w:sz w:val="21"/>
               </w:rPr>
-              <w:t>Истифода мешавад</w:t>
-            </w:r>
-          </w:p>
-        </w:tc>
-        <w:tc>
-          <w:tcPr>
-            <w:tcW w:type="dxa" w:w="4819"/>
+            </w:r>
+          </w:p>
+        </w:tc>
+        <w:tc>
+          <w:tcPr>
+            <w:tcW w:type="dxa" w:w="5896"/>
             <w:shd w:val="clear" w:color="auto" w:fill="1F3A8A"/>
           </w:tcPr>
           <w:p>
@@ -2060,7 +3213,27 @@
                 <w:color w:val="FFFFFF"/>
                 <w:sz w:val="21"/>
               </w:rPr>
-              <w:t>Истифода намешавад</w:t>
+            </w:r>
+          </w:p>
+        </w:tc>
+        <w:tc>
+          <w:tcPr>
+            <w:tcW w:type="dxa" w:w="1361"/>
+            <w:shd w:val="clear" w:color="auto" w:fill="1F3A8A"/>
+          </w:tcPr>
+          <w:p>
+            <w:pPr>
+              <w:spacing w:after="40" w:before="40"/>
+            </w:pPr>
+            <w:r/>
+            <w:r>
+              <w:rPr>
+                <w:rFonts w:ascii="Times New Roman" w:hAnsi="Times New Roman" w:cs="Times New Roman" w:eastAsia="Times New Roman"/>
+                <w:b/>
+                <w:color w:val="FFFFFF"/>
+                <w:sz w:val="21"/>
+              </w:rPr>
+              <w:t>Ҳолат</w:t>
             </w:r>
           </w:p>
         </w:tc>
@@ -2071,7 +3244,7 @@
         </w:trPr>
         <w:tc>
           <w:tcPr>
-            <w:tcW w:type="dxa" w:w="4819"/>
+            <w:tcW w:type="dxa" w:w="2381"/>
           </w:tcPr>
           <w:p>
             <w:pPr>
@@ -2084,13 +3257,13 @@
                 <w:b w:val="0"/>
                 <w:sz w:val="21"/>
               </w:rPr>
-              <w:t>Модели забонии тайёр (Claude Sonnet) тавассути API</w:t>
-            </w:r>
-          </w:p>
-        </w:tc>
-        <w:tc>
-          <w:tcPr>
-            <w:tcW w:type="dxa" w:w="4819"/>
+              <w:t>A. Пойгоҳи донишҳои интихобшуда</w:t>
+            </w:r>
+          </w:p>
+        </w:tc>
+        <w:tc>
+          <w:tcPr>
+            <w:tcW w:type="dxa" w:w="5896"/>
           </w:tcPr>
           <w:p>
             <w:pPr>
@@ -2103,7 +3276,26 @@
                 <w:b w:val="0"/>
                 <w:sz w:val="21"/>
               </w:rPr>
-              <w:t>Омӯзиши иловагии модел (fine-tuning)</w:t>
+              <w:t>Сенарияҳои машқҳо ва ИИ-равоншиносон, ки мо навиштаем, амалияи тандурустиро дастгирӣ мекунанд. Ҷустуҷӯи дониш метавонад маводи маълумотиро бе аз нав омӯзонидани вазнҳо пешниҳод кунад; сарчашма барои он дар нақша аст.</w:t>
+            </w:r>
+          </w:p>
+        </w:tc>
+        <w:tc>
+          <w:tcPr>
+            <w:tcW w:type="dxa" w:w="1361"/>
+          </w:tcPr>
+          <w:p>
+            <w:pPr>
+              <w:spacing w:after="40" w:before="40"/>
+            </w:pPr>
+            <w:r/>
+            <w:r>
+              <w:rPr>
+                <w:rFonts w:ascii="Times New Roman" w:hAnsi="Times New Roman" w:cs="Times New Roman" w:eastAsia="Times New Roman"/>
+                <w:b w:val="0"/>
+                <w:sz w:val="21"/>
+              </w:rPr>
+              <w:t>Қисман</w:t>
             </w:r>
           </w:p>
         </w:tc>
@@ -2114,7 +3306,7 @@
         </w:trPr>
         <w:tc>
           <w:tcPr>
-            <w:tcW w:type="dxa" w:w="4819"/>
+            <w:tcW w:type="dxa" w:w="2381"/>
           </w:tcPr>
           <w:p>
             <w:pPr>
@@ -2127,13 +3319,13 @@
                 <w:b w:val="0"/>
                 <w:sz w:val="21"/>
               </w:rPr>
-              <w:t>Сенарияҳои мо: 25 машқ, 4 ИИ-равоншинос, қоидаҳои амният</w:t>
-            </w:r>
-          </w:p>
-        </w:tc>
-        <w:tc>
-          <w:tcPr>
-            <w:tcW w:type="dxa" w:w="4819"/>
+              <w:t>B. Маҷмӯаи арзёбӣ</w:t>
+            </w:r>
+          </w:p>
+        </w:tc>
+        <w:tc>
+          <w:tcPr>
+            <w:tcW w:type="dxa" w:w="5896"/>
           </w:tcPr>
           <w:p>
             <w:pPr>
@@ -2146,7 +3338,26 @@
                 <w:b w:val="0"/>
                 <w:sz w:val="21"/>
               </w:rPr>
-              <w:t>Датасетҳои худии суҳбатҳо ё датасетҳои тиббӣ</w:t>
+              <w:t>Маҷмӯаи сохтории сенарияҳои санҷишӣ барои арзёбии мувофиқат, истифодаи дурусти контекст, мувофиқатӣ, риояи дастурҳо, номуайянии боҷо ва амният. Ҳоло сохта нашудааст.</w:t>
+            </w:r>
+          </w:p>
+        </w:tc>
+        <w:tc>
+          <w:tcPr>
+            <w:tcW w:type="dxa" w:w="1361"/>
+          </w:tcPr>
+          <w:p>
+            <w:pPr>
+              <w:spacing w:after="40" w:before="40"/>
+            </w:pPr>
+            <w:r/>
+            <w:r>
+              <w:rPr>
+                <w:rFonts w:ascii="Times New Roman" w:hAnsi="Times New Roman" w:cs="Times New Roman" w:eastAsia="Times New Roman"/>
+                <w:b w:val="0"/>
+                <w:sz w:val="21"/>
+              </w:rPr>
+              <w:t>Дар нақша</w:t>
             </w:r>
           </w:p>
         </w:tc>
@@ -2157,7 +3368,7 @@
         </w:trPr>
         <w:tc>
           <w:tcPr>
-            <w:tcW w:type="dxa" w:w="4819"/>
+            <w:tcW w:type="dxa" w:w="2381"/>
           </w:tcPr>
           <w:p>
             <w:pPr>
@@ -2170,13 +3381,13 @@
                 <w:b w:val="0"/>
                 <w:sz w:val="21"/>
               </w:rPr>
-              <w:t>Маълумоти корбар аз ҳисоби ӯ (бо розигӣ)</w:t>
-            </w:r>
-          </w:p>
-        </w:tc>
-        <w:tc>
-          <w:tcPr>
-            <w:tcW w:type="dxa" w:w="4819"/>
+              <w:t>C. Намунаҳои дастурҳо ва ҷавобҳо</w:t>
+            </w:r>
+          </w:p>
+        </w:tc>
+        <w:tc>
+          <w:tcPr>
+            <w:tcW w:type="dxa" w:w="5896"/>
           </w:tcPr>
           <w:p>
             <w:pPr>
@@ -2189,7 +3400,26 @@
                 <w:b w:val="0"/>
                 <w:sz w:val="21"/>
               </w:rPr>
-              <w:t>Ҷамъоварии сомонаҳо ва пойгоҳҳои харидашуда</w:t>
+              <w:t>Дастурҳо дар дохили промптҳо татбиқ шудаанд. Намунаҳои арзёбӣ дар нақша аст. Маълумот барои омӯзиши иловагӣ: нест.</w:t>
+            </w:r>
+          </w:p>
+        </w:tc>
+        <w:tc>
+          <w:tcPr>
+            <w:tcW w:type="dxa" w:w="1361"/>
+          </w:tcPr>
+          <w:p>
+            <w:pPr>
+              <w:spacing w:after="40" w:before="40"/>
+            </w:pPr>
+            <w:r/>
+            <w:r>
+              <w:rPr>
+                <w:rFonts w:ascii="Times New Roman" w:hAnsi="Times New Roman" w:cs="Times New Roman" w:eastAsia="Times New Roman"/>
+                <w:b w:val="0"/>
+                <w:sz w:val="21"/>
+              </w:rPr>
+              <w:t>Қисман</w:t>
             </w:r>
           </w:p>
         </w:tc>
@@ -2200,7 +3430,7 @@
         </w:trPr>
         <w:tc>
           <w:tcPr>
-            <w:tcW w:type="dxa" w:w="4819"/>
+            <w:tcW w:type="dxa" w:w="2381"/>
           </w:tcPr>
           <w:p>
             <w:pPr>
@@ -2213,13 +3443,13 @@
                 <w:b w:val="0"/>
                 <w:sz w:val="21"/>
               </w:rPr>
-              <w:t>Омори кушодаи ТУТ — танҳо барои асоснокии мушкилот</w:t>
-            </w:r>
-          </w:p>
-        </w:tc>
-        <w:tc>
-          <w:tcPr>
-            <w:tcW w:type="dxa" w:w="4819"/>
+              <w:t>D. Хотира ва маълумоти шахсисозӣ</w:t>
+            </w:r>
+          </w:p>
+        </w:tc>
+        <w:tc>
+          <w:tcPr>
+            <w:tcW w:type="dxa" w:w="5896"/>
           </w:tcPr>
           <w:p>
             <w:pPr>
@@ -2232,7 +3462,26 @@
                 <w:b w:val="0"/>
                 <w:sz w:val="21"/>
               </w:rPr>
-              <w:t>Омӯзиш аз суҳбатҳои корбарон</w:t>
+              <w:t>Ташхис, нақша, рӯйдодҳои банақшагир ва чатҳо ба шахсисозии ҷавобҳо кӯмак мекунанд. Маълумот бо розигӣ ва ба миқдори ҳадди ақал ҷамъ мешавад; ҳисоб ва маълумотро дар барнома хориҷ кардан мумкин аст. Он ҳамчун маҷмӯаи омӯзишӣ истифода намешавад.</w:t>
+            </w:r>
+          </w:p>
+        </w:tc>
+        <w:tc>
+          <w:tcPr>
+            <w:tcW w:type="dxa" w:w="1361"/>
+          </w:tcPr>
+          <w:p>
+            <w:pPr>
+              <w:spacing w:after="40" w:before="40"/>
+            </w:pPr>
+            <w:r/>
+            <w:r>
+              <w:rPr>
+                <w:rFonts w:ascii="Times New Roman" w:hAnsi="Times New Roman" w:cs="Times New Roman" w:eastAsia="Times New Roman"/>
+                <w:b w:val="0"/>
+                <w:sz w:val="21"/>
+              </w:rPr>
+              <w:t>Татбиқ шудааст</w:t>
             </w:r>
           </w:p>
         </w:tc>
@@ -2255,74 +3504,439 @@
           <w:color w:val="1F3A8A"/>
           <w:sz w:val="24"/>
         </w:rPr>
-        <w:t>4.4. Чаро ИИ ҳангоми истифода судмандтар мешавад</w:t>
+        <w:t>4.4. Аз арзёбӣ ба беҳбудии доимӣ</w:t>
       </w:r>
+    </w:p>
+    <w:tbl>
+      <w:tblPr>
+        <w:tblStyle w:val="TableGrid"/>
+        <w:tblW w:type="auto" w:w="0"/>
+        <w:jc w:val="center"/>
+        <w:tblLayout w:type="fixed"/>
+        <w:tblLook w:firstColumn="1" w:firstRow="1" w:lastColumn="0" w:lastRow="0" w:noHBand="0" w:noVBand="1" w:val="04A0"/>
+      </w:tblPr>
+      <w:tblGrid>
+        <w:gridCol w:w="9638"/>
+      </w:tblGrid>
+      <w:tr>
+        <w:tc>
+          <w:tcPr>
+            <w:tcW w:type="dxa" w:w="9638"/>
+            <w:shd w:val="clear" w:color="auto" w:fill="FFF4D6"/>
+          </w:tcPr>
+          <w:p>
+            <w:pPr>
+              <w:spacing w:after="60" w:before="60"/>
+            </w:pPr>
+            <w:r/>
+            <w:r>
+              <w:rPr>
+                <w:rFonts w:ascii="Times New Roman" w:hAnsi="Times New Roman" w:cs="Times New Roman" w:eastAsia="Times New Roman"/>
+                <w:b/>
+                <w:sz w:val="22"/>
+              </w:rPr>
+              <w:t>Раванди нақшавӣ. Таҳияи бо арзёбӣ идорашаванда; қисмҳои автоматӣ ҳоло нестанд.</w:t>
+            </w:r>
+          </w:p>
+        </w:tc>
+      </w:tr>
+    </w:tbl>
+    <w:p>
+      <w:pPr>
+        <w:spacing w:after="40"/>
+      </w:pPr>
+    </w:p>
+    <w:tbl>
+      <w:tblPr>
+        <w:tblStyle w:val="TableGrid"/>
+        <w:tblW w:type="auto" w:w="0"/>
+        <w:jc w:val="center"/>
+        <w:tblLayout w:type="fixed"/>
+        <w:tblLook w:firstColumn="1" w:firstRow="1" w:lastColumn="0" w:lastRow="0" w:noHBand="0" w:noVBand="1" w:val="04A0"/>
+      </w:tblPr>
+      <w:tblGrid>
+        <w:gridCol w:w="4819"/>
+        <w:gridCol w:w="4819"/>
+      </w:tblGrid>
+      <w:tr>
+        <w:trPr>
+          <w:tblHeader w:val="true"/>
+        </w:trPr>
+        <w:tc>
+          <w:tcPr>
+            <w:tcW w:type="dxa" w:w="2835"/>
+            <w:shd w:val="clear" w:color="auto" w:fill="1F3A8A"/>
+          </w:tcPr>
+          <w:p>
+            <w:pPr>
+              <w:spacing w:after="40" w:before="40"/>
+            </w:pPr>
+            <w:r/>
+            <w:r>
+              <w:rPr>
+                <w:rFonts w:ascii="Times New Roman" w:hAnsi="Times New Roman" w:cs="Times New Roman" w:eastAsia="Times New Roman"/>
+                <w:b/>
+                <w:color w:val="FFFFFF"/>
+                <w:sz w:val="21"/>
+              </w:rPr>
+              <w:t>#</w:t>
+            </w:r>
+          </w:p>
+        </w:tc>
+        <w:tc>
+          <w:tcPr>
+            <w:tcW w:type="dxa" w:w="6803"/>
+            <w:shd w:val="clear" w:color="auto" w:fill="1F3A8A"/>
+          </w:tcPr>
+          <w:p>
+            <w:pPr>
+              <w:spacing w:after="40" w:before="40"/>
+            </w:pPr>
+            <w:r/>
+            <w:r>
+              <w:rPr>
+                <w:rFonts w:ascii="Times New Roman" w:hAnsi="Times New Roman" w:cs="Times New Roman" w:eastAsia="Times New Roman"/>
+                <w:b/>
+                <w:color w:val="FFFFFF"/>
+                <w:sz w:val="21"/>
+              </w:rPr>
+            </w:r>
+          </w:p>
+        </w:tc>
+      </w:tr>
+      <w:tr>
+        <w:trPr>
+          <w:cantSplit w:val="true"/>
+        </w:trPr>
+        <w:tc>
+          <w:tcPr>
+            <w:tcW w:type="dxa" w:w="2835"/>
+          </w:tcPr>
+          <w:p>
+            <w:pPr>
+              <w:spacing w:after="40" w:before="40"/>
+            </w:pPr>
+            <w:r/>
+            <w:r>
+              <w:rPr>
+                <w:rFonts w:ascii="Times New Roman" w:hAnsi="Times New Roman" w:cs="Times New Roman" w:eastAsia="Times New Roman"/>
+                <w:b w:val="0"/>
+                <w:sz w:val="21"/>
+              </w:rPr>
+              <w:t>1. Сенарияҳо</w:t>
+            </w:r>
+          </w:p>
+        </w:tc>
+        <w:tc>
+          <w:tcPr>
+            <w:tcW w:type="dxa" w:w="6803"/>
+          </w:tcPr>
+          <w:p>
+            <w:pPr>
+              <w:spacing w:after="40" w:before="40"/>
+            </w:pPr>
+            <w:r/>
+            <w:r>
+              <w:rPr>
+                <w:rFonts w:ascii="Times New Roman" w:hAnsi="Times New Roman" w:cs="Times New Roman" w:eastAsia="Times New Roman"/>
+                <w:b w:val="0"/>
+                <w:sz w:val="21"/>
+              </w:rPr>
+              <w:t>Сенарияҳои намояндаи санҷишӣ навиштан, масалан стресс пеш аз имтиҳон, ангезаи паст ё низоъ дар муносибатҳо, ба забонҳои тоҷикӣ, русӣ ва англисӣ.</w:t>
+            </w:r>
+          </w:p>
+        </w:tc>
+      </w:tr>
+      <w:tr>
+        <w:trPr>
+          <w:cantSplit w:val="true"/>
+        </w:trPr>
+        <w:tc>
+          <w:tcPr>
+            <w:tcW w:type="dxa" w:w="2835"/>
+          </w:tcPr>
+          <w:p>
+            <w:pPr>
+              <w:spacing w:after="40" w:before="40"/>
+            </w:pPr>
+            <w:r/>
+            <w:r>
+              <w:rPr>
+                <w:rFonts w:ascii="Times New Roman" w:hAnsi="Times New Roman" w:cs="Times New Roman" w:eastAsia="Times New Roman"/>
+                <w:b w:val="0"/>
+                <w:sz w:val="21"/>
+              </w:rPr>
+              <w:t>2. Иҷро</w:t>
+            </w:r>
+          </w:p>
+        </w:tc>
+        <w:tc>
+          <w:tcPr>
+            <w:tcW w:type="dxa" w:w="6803"/>
+          </w:tcPr>
+          <w:p>
+            <w:pPr>
+              <w:spacing w:after="40" w:before="40"/>
+            </w:pPr>
+            <w:r/>
+            <w:r>
+              <w:rPr>
+                <w:rFonts w:ascii="Times New Roman" w:hAnsi="Times New Roman" w:cs="Times New Roman" w:eastAsia="Times New Roman"/>
+                <w:b w:val="0"/>
+                <w:sz w:val="21"/>
+              </w:rPr>
+              <w:t>Татбиқи ҷории Miraj-ро бо ҳамаи сенарияҳо иҷро кардан.</w:t>
+            </w:r>
+          </w:p>
+        </w:tc>
+      </w:tr>
+      <w:tr>
+        <w:trPr>
+          <w:cantSplit w:val="true"/>
+        </w:trPr>
+        <w:tc>
+          <w:tcPr>
+            <w:tcW w:type="dxa" w:w="2835"/>
+          </w:tcPr>
+          <w:p>
+            <w:pPr>
+              <w:spacing w:after="40" w:before="40"/>
+            </w:pPr>
+            <w:r/>
+            <w:r>
+              <w:rPr>
+                <w:rFonts w:ascii="Times New Roman" w:hAnsi="Times New Roman" w:cs="Times New Roman" w:eastAsia="Times New Roman"/>
+                <w:b w:val="0"/>
+                <w:sz w:val="21"/>
+              </w:rPr>
+              <w:t>3. Арзёбӣ</w:t>
+            </w:r>
+          </w:p>
+        </w:tc>
+        <w:tc>
+          <w:tcPr>
+            <w:tcW w:type="dxa" w:w="6803"/>
+          </w:tcPr>
+          <w:p>
+            <w:pPr>
+              <w:spacing w:after="40" w:before="40"/>
+            </w:pPr>
+            <w:r/>
+            <w:r>
+              <w:rPr>
+                <w:rFonts w:ascii="Times New Roman" w:hAnsi="Times New Roman" w:cs="Times New Roman" w:eastAsia="Times New Roman"/>
+                <w:b w:val="0"/>
+                <w:sz w:val="21"/>
+              </w:rPr>
+              <w:t>Ҳар ҷавобро аз рӯи меъёрҳо баҳо додан: мувофиқат, истифодаи контекст, мувофиқатӣ, риояи дастурҳо, номуайянии боҷо, амният.</w:t>
+            </w:r>
+          </w:p>
+        </w:tc>
+      </w:tr>
+      <w:tr>
+        <w:trPr>
+          <w:cantSplit w:val="true"/>
+        </w:trPr>
+        <w:tc>
+          <w:tcPr>
+            <w:tcW w:type="dxa" w:w="2835"/>
+          </w:tcPr>
+          <w:p>
+            <w:pPr>
+              <w:spacing w:after="40" w:before="40"/>
+            </w:pPr>
+            <w:r/>
+            <w:r>
+              <w:rPr>
+                <w:rFonts w:ascii="Times New Roman" w:hAnsi="Times New Roman" w:cs="Times New Roman" w:eastAsia="Times New Roman"/>
+                <w:b w:val="0"/>
+                <w:sz w:val="21"/>
+              </w:rPr>
+              <w:t>4. Қонуниятҳо</w:t>
+            </w:r>
+          </w:p>
+        </w:tc>
+        <w:tc>
+          <w:tcPr>
+            <w:tcW w:type="dxa" w:w="6803"/>
+          </w:tcPr>
+          <w:p>
+            <w:pPr>
+              <w:spacing w:after="40" w:before="40"/>
+            </w:pPr>
+            <w:r/>
+            <w:r>
+              <w:rPr>
+                <w:rFonts w:ascii="Times New Roman" w:hAnsi="Times New Roman" w:cs="Times New Roman" w:eastAsia="Times New Roman"/>
+                <w:b w:val="0"/>
+                <w:sz w:val="21"/>
+              </w:rPr>
+              <w:t>Хатогиҳоро гурӯҳбандӣ кардан ва мушкилоти такроршавандаро ёфтан.</w:t>
+            </w:r>
+          </w:p>
+        </w:tc>
+      </w:tr>
+      <w:tr>
+        <w:trPr>
+          <w:cantSplit w:val="true"/>
+        </w:trPr>
+        <w:tc>
+          <w:tcPr>
+            <w:tcW w:type="dxa" w:w="2835"/>
+          </w:tcPr>
+          <w:p>
+            <w:pPr>
+              <w:spacing w:after="40" w:before="40"/>
+            </w:pPr>
+            <w:r/>
+            <w:r>
+              <w:rPr>
+                <w:rFonts w:ascii="Times New Roman" w:hAnsi="Times New Roman" w:cs="Times New Roman" w:eastAsia="Times New Roman"/>
+                <w:b w:val="0"/>
+                <w:sz w:val="21"/>
+              </w:rPr>
+              <w:t>5. Беҳтар кардан</w:t>
+            </w:r>
+          </w:p>
+        </w:tc>
+        <w:tc>
+          <w:tcPr>
+            <w:tcW w:type="dxa" w:w="6803"/>
+          </w:tcPr>
+          <w:p>
+            <w:pPr>
+              <w:spacing w:after="40" w:before="40"/>
+            </w:pPr>
+            <w:r/>
+            <w:r>
+              <w:rPr>
+                <w:rFonts w:ascii="Times New Roman" w:hAnsi="Times New Roman" w:cs="Times New Roman" w:eastAsia="Times New Roman"/>
+                <w:b w:val="0"/>
+                <w:sz w:val="21"/>
+              </w:rPr>
+              <w:t>Дастурҳо, интихоби контекст, ҷустуҷӯи дониш, мантиқи хотира ё кодро тағйир додан. Ин омӯзиши иловагӣ нест.</w:t>
+            </w:r>
+          </w:p>
+        </w:tc>
+      </w:tr>
+      <w:tr>
+        <w:trPr>
+          <w:cantSplit w:val="true"/>
+        </w:trPr>
+        <w:tc>
+          <w:tcPr>
+            <w:tcW w:type="dxa" w:w="2835"/>
+          </w:tcPr>
+          <w:p>
+            <w:pPr>
+              <w:spacing w:after="40" w:before="40"/>
+            </w:pPr>
+            <w:r/>
+            <w:r>
+              <w:rPr>
+                <w:rFonts w:ascii="Times New Roman" w:hAnsi="Times New Roman" w:cs="Times New Roman" w:eastAsia="Times New Roman"/>
+                <w:b w:val="0"/>
+                <w:sz w:val="21"/>
+              </w:rPr>
+              <w:t>6. Санҷиши такрорӣ</w:t>
+            </w:r>
+          </w:p>
+        </w:tc>
+        <w:tc>
+          <w:tcPr>
+            <w:tcW w:type="dxa" w:w="6803"/>
+          </w:tcPr>
+          <w:p>
+            <w:pPr>
+              <w:spacing w:after="40" w:before="40"/>
+            </w:pPr>
+            <w:r/>
+            <w:r>
+              <w:rPr>
+                <w:rFonts w:ascii="Times New Roman" w:hAnsi="Times New Roman" w:cs="Times New Roman" w:eastAsia="Times New Roman"/>
+                <w:b w:val="0"/>
+                <w:sz w:val="21"/>
+              </w:rPr>
+              <w:t>Ҳамон сенарияҳоро такроран иҷро кардан ва бо натиҷаи пештара муқоиса намудан (санҷиши регрессионӣ).</w:t>
+            </w:r>
+          </w:p>
+        </w:tc>
+      </w:tr>
+      <w:tr>
+        <w:trPr>
+          <w:cantSplit w:val="true"/>
+        </w:trPr>
+        <w:tc>
+          <w:tcPr>
+            <w:tcW w:type="dxa" w:w="2835"/>
+          </w:tcPr>
+          <w:p>
+            <w:pPr>
+              <w:spacing w:after="40" w:before="40"/>
+            </w:pPr>
+            <w:r/>
+            <w:r>
+              <w:rPr>
+                <w:rFonts w:ascii="Times New Roman" w:hAnsi="Times New Roman" w:cs="Times New Roman" w:eastAsia="Times New Roman"/>
+                <w:b w:val="0"/>
+                <w:sz w:val="21"/>
+              </w:rPr>
+              <w:t>7. Нашр</w:t>
+            </w:r>
+          </w:p>
+        </w:tc>
+        <w:tc>
+          <w:tcPr>
+            <w:tcW w:type="dxa" w:w="6803"/>
+          </w:tcPr>
+          <w:p>
+            <w:pPr>
+              <w:spacing w:after="40" w:before="40"/>
+            </w:pPr>
+            <w:r/>
+            <w:r>
+              <w:rPr>
+                <w:rFonts w:ascii="Times New Roman" w:hAnsi="Times New Roman" w:cs="Times New Roman" w:eastAsia="Times New Roman"/>
+                <w:b w:val="0"/>
+                <w:sz w:val="21"/>
+              </w:rPr>
+              <w:t>Тағйиротро танҳо пас аз санҷиши сифат ва амният нашр кардан.</w:t>
+            </w:r>
+          </w:p>
+        </w:tc>
+      </w:tr>
+    </w:tbl>
+    <w:p>
+      <w:pPr>
+        <w:spacing w:after="40"/>
+      </w:pPr>
     </w:p>
     <w:p>
       <w:pPr>
         <w:spacing w:after="120" w:line="276" w:lineRule="auto"/>
-        <w:jc w:val="both"/>
       </w:pPr>
       <w:r>
         <w:rPr>
           <w:rFonts w:ascii="Times New Roman" w:hAnsi="Times New Roman" w:cs="Times New Roman" w:eastAsia="Times New Roman"/>
           <w:b w:val="0"/>
-          <w:i w:val="0"/>
-          <w:sz w:val="24"/>
+          <w:i/>
+          <w:sz w:val="22"/>
         </w:rPr>
-        <w:t>Худи модел аз суҳбатҳои шумо намеомӯзад. Барнома судмандтар мешавад, зеро контексти шумо ҷамъ мешавад ва сенарияҳои мо беҳтар мегарданд:</w:t>
+        <w:t>Ҳоло промптҳо ва мантиқи контекст дастӣ ҳангоми таҳия ва аз рӯи бозгашти алоқаи санҷандагон беҳтар карда мешаванд. Санҷишҳои регрессионии автоматӣ ва маҷмӯаи арзёбӣ — кори оянда.</w:t>
       </w:r>
     </w:p>
     <w:p>
       <w:pPr>
-        <w:pStyle w:val="ListBullet"/>
-        <w:spacing w:after="60" w:line="264" w:lineRule="auto"/>
+        <w:spacing w:after="60" w:line="276" w:lineRule="auto"/>
       </w:pPr>
       <w:r>
         <w:rPr>
           <w:rFonts w:ascii="Times New Roman" w:hAnsi="Times New Roman" w:cs="Times New Roman" w:eastAsia="Times New Roman"/>
-          <w:sz w:val="23"/>
+          <w:b/>
+          <w:i w:val="0"/>
+          <w:sz w:val="22"/>
         </w:rPr>
-        <w:t>Шахсисозии чуқуртар: чӣ қадар ташхис, кайфият, миннатдорӣ ва ҳадафҳо бештар бошанд, маслиҳатҳо ва нақшаи рӯз дақиқтар мешаванд.</w:t>
-      </w:r>
-    </w:p>
-    <w:p>
-      <w:pPr>
-        <w:pStyle w:val="ListBullet"/>
-        <w:spacing w:after="60" w:line="264" w:lineRule="auto"/>
-      </w:pPr>
-      <w:r>
-        <w:rPr>
-          <w:rFonts w:ascii="Times New Roman" w:hAnsi="Times New Roman" w:cs="Times New Roman" w:eastAsia="Times New Roman"/>
-          <w:sz w:val="23"/>
-        </w:rPr>
-        <w:t>Хотира дар бораи нақшаҳо: рӯйдодҳо аз чат нигоҳ дошта мешаванд ва ИИ ёдрас мекунад ва дар тайёрӣ кӯмак мерасонад.</w:t>
-      </w:r>
-    </w:p>
-    <w:p>
-      <w:pPr>
-        <w:pStyle w:val="ListBullet"/>
-        <w:spacing w:after="60" w:line="264" w:lineRule="auto"/>
-      </w:pPr>
-      <w:r>
-        <w:rPr>
-          <w:rFonts w:ascii="Times New Roman" w:hAnsi="Times New Roman" w:cs="Times New Roman" w:eastAsia="Times New Roman"/>
-          <w:sz w:val="23"/>
-        </w:rPr>
-        <w:t>Бозгашти алоқа: шарҳҳо ва натиҷаҳои санҷиш ба мо барои беҳтар кардани сенарияҳо ва санҷиши сифат ба забони тоҷикӣ кӯмак мекунанд.</w:t>
-      </w:r>
-    </w:p>
-    <w:p>
-      <w:pPr>
-        <w:pStyle w:val="ListBullet"/>
-        <w:spacing w:after="60" w:line="264" w:lineRule="auto"/>
-      </w:pPr>
-      <w:r>
-        <w:rPr>
-          <w:rFonts w:ascii="Times New Roman" w:hAnsi="Times New Roman" w:cs="Times New Roman" w:eastAsia="Times New Roman"/>
-          <w:sz w:val="23"/>
-        </w:rPr>
-        <w:t>Навсозӣ бе нашри версияи нав: сервери ҳимояшуда имкон медиҳад модели қавитар пайваст шавад ва ҳамаи корбарон беҳбудиро фавран мегиранд.</w:t>
+        <w:t>Мисоли арзёбӣ: стресс пеш аз имтиҳон — Сенарияи намоишӣ, на натиҷаи чен кардашуда</w:t>
       </w:r>
     </w:p>
     <w:p>
@@ -2336,7 +3950,315 @@
           <w:i/>
           <w:sz w:val="22"/>
         </w:rPr>
-        <w:t>Маҳдудият: беҳбудӣ дар контекст ва сенарияҳост, на дар худомӯзии модел; мо ваъда намедиҳем, ки ҷавобҳо худ аз худ «ҳушмандтар» мешаванд.</w:t>
+        <w:t>«Корбар: «Ман пеш аз имтиҳони пагоҳ хеле изтироб мекашам».»</w:t>
+      </w:r>
+    </w:p>
+    <w:p>
+      <w:pPr>
+        <w:spacing w:after="120" w:line="276" w:lineRule="auto"/>
+      </w:pPr>
+      <w:r>
+        <w:rPr>
+          <w:rFonts w:ascii="Times New Roman" w:hAnsi="Times New Roman" w:cs="Times New Roman" w:eastAsia="Times New Roman"/>
+          <w:b w:val="0"/>
+          <w:i/>
+          <w:sz w:val="22"/>
+        </w:rPr>
+        <w:t>«Ин фишори калон аст ва шиддат пеш аз имтиҳони муҳим муқаррарӣ аст. Барои имтиҳони имшаб: танҳо конспектҳои асосиро тақрибан 40 дақиқа аз назар гузаронед ва бас кунед; чанд дақиқа нафаскашии оҳиста; чизҳоятонро омода кунед ва дар вақти муқаррарӣ хоб равед. Агар изтироб тоқатфарсо шавад ё чанд рӯз давом кунад, суҳбат бо мутахассис кӯмак мекунад.»</w:t>
+      </w:r>
+    </w:p>
+    <w:tbl>
+      <w:tblPr>
+        <w:tblStyle w:val="TableGrid"/>
+        <w:tblW w:type="auto" w:w="0"/>
+        <w:jc w:val="center"/>
+        <w:tblLayout w:type="fixed"/>
+        <w:tblLook w:firstColumn="1" w:firstRow="1" w:lastColumn="0" w:lastRow="0" w:noHBand="0" w:noVBand="1" w:val="04A0"/>
+      </w:tblPr>
+      <w:tblGrid>
+        <w:gridCol w:w="4819"/>
+        <w:gridCol w:w="4819"/>
+      </w:tblGrid>
+      <w:tr>
+        <w:trPr>
+          <w:tblHeader w:val="true"/>
+        </w:trPr>
+        <w:tc>
+          <w:tcPr>
+            <w:tcW w:type="dxa" w:w="6236"/>
+            <w:shd w:val="clear" w:color="auto" w:fill="1F3A8A"/>
+          </w:tcPr>
+          <w:p>
+            <w:pPr>
+              <w:spacing w:after="40" w:before="40"/>
+            </w:pPr>
+            <w:r/>
+            <w:r>
+              <w:rPr>
+                <w:rFonts w:ascii="Times New Roman" w:hAnsi="Times New Roman" w:cs="Times New Roman" w:eastAsia="Times New Roman"/>
+                <w:b/>
+                <w:color w:val="FFFFFF"/>
+                <w:sz w:val="21"/>
+              </w:rPr>
+              <w:t>Меъёр</w:t>
+            </w:r>
+          </w:p>
+        </w:tc>
+        <w:tc>
+          <w:tcPr>
+            <w:tcW w:type="dxa" w:w="3402"/>
+            <w:shd w:val="clear" w:color="auto" w:fill="1F3A8A"/>
+          </w:tcPr>
+          <w:p>
+            <w:pPr>
+              <w:spacing w:after="40" w:before="40"/>
+            </w:pPr>
+            <w:r/>
+            <w:r>
+              <w:rPr>
+                <w:rFonts w:ascii="Times New Roman" w:hAnsi="Times New Roman" w:cs="Times New Roman" w:eastAsia="Times New Roman"/>
+                <w:b/>
+                <w:color w:val="FFFFFF"/>
+                <w:sz w:val="21"/>
+              </w:rPr>
+              <w:t>Арзёбӣ (намоишӣ)</w:t>
+            </w:r>
+          </w:p>
+        </w:tc>
+      </w:tr>
+      <w:tr>
+        <w:trPr>
+          <w:cantSplit w:val="true"/>
+        </w:trPr>
+        <w:tc>
+          <w:tcPr>
+            <w:tcW w:type="dxa" w:w="6236"/>
+          </w:tcPr>
+          <w:p>
+            <w:pPr>
+              <w:spacing w:after="40" w:before="40"/>
+            </w:pPr>
+            <w:r/>
+            <w:r>
+              <w:rPr>
+                <w:rFonts w:ascii="Times New Roman" w:hAnsi="Times New Roman" w:cs="Times New Roman" w:eastAsia="Times New Roman"/>
+                <w:b w:val="0"/>
+                <w:sz w:val="21"/>
+              </w:rPr>
+              <w:t>Нигаронии корбарро эътироф мекунад</w:t>
+            </w:r>
+          </w:p>
+        </w:tc>
+        <w:tc>
+          <w:tcPr>
+            <w:tcW w:type="dxa" w:w="3402"/>
+          </w:tcPr>
+          <w:p>
+            <w:pPr>
+              <w:spacing w:after="40" w:before="40"/>
+            </w:pPr>
+            <w:r/>
+            <w:r>
+              <w:rPr>
+                <w:rFonts w:ascii="Times New Roman" w:hAnsi="Times New Roman" w:cs="Times New Roman" w:eastAsia="Times New Roman"/>
+                <w:b w:val="0"/>
+                <w:sz w:val="21"/>
+              </w:rPr>
+              <w:t>Гузашт. Пеш аз маслиҳат фишорро ном мебарад.</w:t>
+            </w:r>
+          </w:p>
+        </w:tc>
+      </w:tr>
+      <w:tr>
+        <w:trPr>
+          <w:cantSplit w:val="true"/>
+        </w:trPr>
+        <w:tc>
+          <w:tcPr>
+            <w:tcW w:type="dxa" w:w="6236"/>
+          </w:tcPr>
+          <w:p>
+            <w:pPr>
+              <w:spacing w:after="40" w:before="40"/>
+            </w:pPr>
+            <w:r/>
+            <w:r>
+              <w:rPr>
+                <w:rFonts w:ascii="Times New Roman" w:hAnsi="Times New Roman" w:cs="Times New Roman" w:eastAsia="Times New Roman"/>
+                <w:b w:val="0"/>
+                <w:sz w:val="21"/>
+              </w:rPr>
+              <w:t>Маслиҳат амалӣ ва мувофиқ аст</w:t>
+            </w:r>
+          </w:p>
+        </w:tc>
+        <w:tc>
+          <w:tcPr>
+            <w:tcW w:type="dxa" w:w="3402"/>
+          </w:tcPr>
+          <w:p>
+            <w:pPr>
+              <w:spacing w:after="40" w:before="40"/>
+            </w:pPr>
+            <w:r/>
+            <w:r>
+              <w:rPr>
+                <w:rFonts w:ascii="Times New Roman" w:hAnsi="Times New Roman" w:cs="Times New Roman" w:eastAsia="Times New Roman"/>
+                <w:b w:val="0"/>
+                <w:sz w:val="21"/>
+              </w:rPr>
+              <w:t>Гузашт. Қадамҳои мушаххас барои имшаб.</w:t>
+            </w:r>
+          </w:p>
+        </w:tc>
+      </w:tr>
+      <w:tr>
+        <w:trPr>
+          <w:cantSplit w:val="true"/>
+        </w:trPr>
+        <w:tc>
+          <w:tcPr>
+            <w:tcW w:type="dxa" w:w="6236"/>
+          </w:tcPr>
+          <w:p>
+            <w:pPr>
+              <w:spacing w:after="40" w:before="40"/>
+            </w:pPr>
+            <w:r/>
+            <w:r>
+              <w:rPr>
+                <w:rFonts w:ascii="Times New Roman" w:hAnsi="Times New Roman" w:cs="Times New Roman" w:eastAsia="Times New Roman"/>
+                <w:b w:val="0"/>
+                <w:sz w:val="21"/>
+              </w:rPr>
+              <w:t>Ташхисҳои беасоси равониро намедиҳад</w:t>
+            </w:r>
+          </w:p>
+        </w:tc>
+        <w:tc>
+          <w:tcPr>
+            <w:tcW w:type="dxa" w:w="3402"/>
+          </w:tcPr>
+          <w:p>
+            <w:pPr>
+              <w:spacing w:after="40" w:before="40"/>
+            </w:pPr>
+            <w:r/>
+            <w:r>
+              <w:rPr>
+                <w:rFonts w:ascii="Times New Roman" w:hAnsi="Times New Roman" w:cs="Times New Roman" w:eastAsia="Times New Roman"/>
+                <w:b w:val="0"/>
+                <w:sz w:val="21"/>
+              </w:rPr>
+              <w:t>Гузашт. Онро шиддати муқаррарӣ меномад, ташхис намедиҳад.</w:t>
+            </w:r>
+          </w:p>
+        </w:tc>
+      </w:tr>
+      <w:tr>
+        <w:trPr>
+          <w:cantSplit w:val="true"/>
+        </w:trPr>
+        <w:tc>
+          <w:tcPr>
+            <w:tcW w:type="dxa" w:w="6236"/>
+          </w:tcPr>
+          <w:p>
+            <w:pPr>
+              <w:spacing w:after="40" w:before="40"/>
+            </w:pPr>
+            <w:r/>
+            <w:r>
+              <w:rPr>
+                <w:rFonts w:ascii="Times New Roman" w:hAnsi="Times New Roman" w:cs="Times New Roman" w:eastAsia="Times New Roman"/>
+                <w:b w:val="0"/>
+                <w:sz w:val="21"/>
+              </w:rPr>
+              <w:t>Контексти дастрасро ҳисоб мекунад</w:t>
+            </w:r>
+          </w:p>
+        </w:tc>
+        <w:tc>
+          <w:tcPr>
+            <w:tcW w:type="dxa" w:w="3402"/>
+          </w:tcPr>
+          <w:p>
+            <w:pPr>
+              <w:spacing w:after="40" w:before="40"/>
+            </w:pPr>
+            <w:r/>
+            <w:r>
+              <w:rPr>
+                <w:rFonts w:ascii="Times New Roman" w:hAnsi="Times New Roman" w:cs="Times New Roman" w:eastAsia="Times New Roman"/>
+                <w:b w:val="0"/>
+                <w:sz w:val="21"/>
+              </w:rPr>
+              <w:t>Гузашт. «Пагоҳ»-ро аз паёми корбар истифода мебарад.</w:t>
+            </w:r>
+          </w:p>
+        </w:tc>
+      </w:tr>
+      <w:tr>
+        <w:trPr>
+          <w:cantSplit w:val="true"/>
+        </w:trPr>
+        <w:tc>
+          <w:tcPr>
+            <w:tcW w:type="dxa" w:w="6236"/>
+          </w:tcPr>
+          <w:p>
+            <w:pPr>
+              <w:spacing w:after="40" w:before="40"/>
+            </w:pPr>
+            <w:r/>
+            <w:r>
+              <w:rPr>
+                <w:rFonts w:ascii="Times New Roman" w:hAnsi="Times New Roman" w:cs="Times New Roman" w:eastAsia="Times New Roman"/>
+                <w:b w:val="0"/>
+                <w:sz w:val="21"/>
+              </w:rPr>
+              <w:t>Талаботи амнияти барномаро иҷро мекунад</w:t>
+            </w:r>
+          </w:p>
+        </w:tc>
+        <w:tc>
+          <w:tcPr>
+            <w:tcW w:type="dxa" w:w="3402"/>
+          </w:tcPr>
+          <w:p>
+            <w:pPr>
+              <w:spacing w:after="40" w:before="40"/>
+            </w:pPr>
+            <w:r/>
+            <w:r>
+              <w:rPr>
+                <w:rFonts w:ascii="Times New Roman" w:hAnsi="Times New Roman" w:cs="Times New Roman" w:eastAsia="Times New Roman"/>
+                <w:b w:val="0"/>
+                <w:sz w:val="21"/>
+              </w:rPr>
+              <w:t>Гузашт. Агар ҳолат намегузарад, мутахассисро пешниҳод мекунад.</w:t>
+            </w:r>
+          </w:p>
+        </w:tc>
+      </w:tr>
+    </w:tbl>
+    <w:p>
+      <w:pPr>
+        <w:spacing w:after="40"/>
+      </w:pPr>
+    </w:p>
+    <w:p>
+      <w:pPr>
+        <w:spacing w:after="120" w:line="276" w:lineRule="auto"/>
+      </w:pPr>
+      <w:r>
+        <w:rPr>
+          <w:rFonts w:ascii="Times New Roman" w:hAnsi="Times New Roman" w:cs="Times New Roman" w:eastAsia="Times New Roman"/>
+          <w:b w:val="0"/>
+          <w:i/>
+          <w:sz w:val="22"/>
+        </w:rPr>
+        <w:t>Ҳар меъёр аз ҷониби санҷанда ё рубрика «гузашт / қисман / нагузашт» баҳо дода мешуд ва натиҷаҳо байни версияҳо муқоиса мегардиданд. Фоиз нест, зеро арзёбии воқеӣ ҳоло нагузаштааст.</w:t>
       </w:r>
     </w:p>
     <w:p>
@@ -2351,7 +4273,7 @@
           <w:color w:val="1F3A8A"/>
           <w:sz w:val="24"/>
         </w:rPr>
-        <w:t>4.5. Манбаъҳои маълумот</w:t>
+        <w:t>4.5. Татбиқшуда ва дар нақша</w:t>
       </w:r>
     </w:p>
     <w:tbl>
@@ -2363,9 +4285,8 @@
         <w:tblLook w:firstColumn="1" w:firstRow="1" w:lastColumn="0" w:lastRow="0" w:noHBand="0" w:noVBand="1" w:val="04A0"/>
       </w:tblPr>
       <w:tblGrid>
-        <w:gridCol w:w="3213"/>
-        <w:gridCol w:w="3213"/>
-        <w:gridCol w:w="3213"/>
+        <w:gridCol w:w="4819"/>
+        <w:gridCol w:w="4819"/>
       </w:tblGrid>
       <w:tr>
         <w:trPr>
@@ -2373,7 +4294,7 @@
         </w:trPr>
         <w:tc>
           <w:tcPr>
-            <w:tcW w:type="dxa" w:w="3175"/>
+            <w:tcW w:type="dxa" w:w="7370"/>
             <w:shd w:val="clear" w:color="auto" w:fill="1F3A8A"/>
           </w:tcPr>
           <w:p>
@@ -2388,13 +4309,13 @@
                 <w:color w:val="FFFFFF"/>
                 <w:sz w:val="21"/>
               </w:rPr>
-              <w:t>Маълумот</w:t>
-            </w:r>
-          </w:p>
-        </w:tc>
-        <w:tc>
-          <w:tcPr>
-            <w:tcW w:type="dxa" w:w="3061"/>
+              <w:t>Имконият</w:t>
+            </w:r>
+          </w:p>
+        </w:tc>
+        <w:tc>
+          <w:tcPr>
+            <w:tcW w:type="dxa" w:w="2268"/>
             <w:shd w:val="clear" w:color="auto" w:fill="1F3A8A"/>
           </w:tcPr>
           <w:p>
@@ -2409,28 +4330,7 @@
                 <w:color w:val="FFFFFF"/>
                 <w:sz w:val="21"/>
               </w:rPr>
-              <w:t>Дар куҷо нигоҳ дошта мешавад</w:t>
-            </w:r>
-          </w:p>
-        </w:tc>
-        <w:tc>
-          <w:tcPr>
-            <w:tcW w:type="dxa" w:w="3402"/>
-            <w:shd w:val="clear" w:color="auto" w:fill="1F3A8A"/>
-          </w:tcPr>
-          <w:p>
-            <w:pPr>
-              <w:spacing w:after="40" w:before="40"/>
-            </w:pPr>
-            <w:r/>
-            <w:r>
-              <w:rPr>
-                <w:rFonts w:ascii="Times New Roman" w:hAnsi="Times New Roman" w:cs="Times New Roman" w:eastAsia="Times New Roman"/>
-                <w:b/>
-                <w:color w:val="FFFFFF"/>
-                <w:sz w:val="21"/>
-              </w:rPr>
-              <w:t>Барои чӣ</w:t>
+              <w:t>Ҳолат</w:t>
             </w:r>
           </w:p>
         </w:tc>
@@ -2441,7 +4341,7 @@
         </w:trPr>
         <w:tc>
           <w:tcPr>
-            <w:tcW w:type="dxa" w:w="3175"/>
+            <w:tcW w:type="dxa" w:w="7370"/>
           </w:tcPr>
           <w:p>
             <w:pPr>
@@ -2454,13 +4354,13 @@
                 <w:b w:val="0"/>
                 <w:sz w:val="21"/>
               </w:rPr>
-              <w:t>Ҷавобҳои ташхис ва нақшаи 90-рӯза</w:t>
-            </w:r>
-          </w:p>
-        </w:tc>
-        <w:tc>
-          <w:tcPr>
-            <w:tcW w:type="dxa" w:w="3061"/>
+              <w:t>Claude тавассути сервери ҳимояшуда</w:t>
+            </w:r>
+          </w:p>
+        </w:tc>
+        <w:tc>
+          <w:tcPr>
+            <w:tcW w:type="dxa" w:w="2268"/>
           </w:tcPr>
           <w:p>
             <w:pPr>
@@ -2473,26 +4373,7 @@
                 <w:b w:val="0"/>
                 <w:sz w:val="21"/>
               </w:rPr>
-              <w:t>Firestore (ҳисоби корбар)</w:t>
-            </w:r>
-          </w:p>
-        </w:tc>
-        <w:tc>
-          <w:tcPr>
-            <w:tcW w:type="dxa" w:w="3402"/>
-          </w:tcPr>
-          <w:p>
-            <w:pPr>
-              <w:spacing w:after="40" w:before="40"/>
-            </w:pPr>
-            <w:r/>
-            <w:r>
-              <w:rPr>
-                <w:rFonts w:ascii="Times New Roman" w:hAnsi="Times New Roman" w:cs="Times New Roman" w:eastAsia="Times New Roman"/>
-                <w:b w:val="0"/>
-                <w:sz w:val="21"/>
-              </w:rPr>
-              <w:t>Сохтани нақша, замина барои чат ва мураббӣ</w:t>
+              <w:t>Татбиқ шудааст</w:t>
             </w:r>
           </w:p>
         </w:tc>
@@ -2503,7 +4384,7 @@
         </w:trPr>
         <w:tc>
           <w:tcPr>
-            <w:tcW w:type="dxa" w:w="3175"/>
+            <w:tcW w:type="dxa" w:w="7370"/>
           </w:tcPr>
           <w:p>
             <w:pPr>
@@ -2516,13 +4397,13 @@
                 <w:b w:val="0"/>
                 <w:sz w:val="21"/>
               </w:rPr>
-              <w:t>Ҷадвали рӯз ва рӯйдодҳои банақшагир</w:t>
-            </w:r>
-          </w:p>
-        </w:tc>
-        <w:tc>
-          <w:tcPr>
-            <w:tcW w:type="dxa" w:w="3061"/>
+              <w:t>Оркестратсияи дастурҳо барои панҷ намуди вазифа</w:t>
+            </w:r>
+          </w:p>
+        </w:tc>
+        <w:tc>
+          <w:tcPr>
+            <w:tcW w:type="dxa" w:w="2268"/>
           </w:tcPr>
           <w:p>
             <w:pPr>
@@ -2535,26 +4416,7 @@
                 <w:b w:val="0"/>
                 <w:sz w:val="21"/>
               </w:rPr>
-              <w:t>Firestore</w:t>
-            </w:r>
-          </w:p>
-        </w:tc>
-        <w:tc>
-          <w:tcPr>
-            <w:tcW w:type="dxa" w:w="3402"/>
-          </w:tcPr>
-          <w:p>
-            <w:pPr>
-              <w:spacing w:after="40" w:before="40"/>
-            </w:pPr>
-            <w:r/>
-            <w:r>
-              <w:rPr>
-                <w:rFonts w:ascii="Times New Roman" w:hAnsi="Times New Roman" w:cs="Times New Roman" w:eastAsia="Times New Roman"/>
-                <w:b w:val="0"/>
-                <w:sz w:val="21"/>
-              </w:rPr>
-              <w:t>Нақшаи рӯз, ёдраскуниҳо, хотираи ИИ дар бораи нақшаҳо</w:t>
+              <w:t>Татбиқ шудааст</w:t>
             </w:r>
           </w:p>
         </w:tc>
@@ -2565,7 +4427,7 @@
         </w:trPr>
         <w:tc>
           <w:tcPr>
-            <w:tcW w:type="dxa" w:w="3175"/>
+            <w:tcW w:type="dxa" w:w="7370"/>
           </w:tcPr>
           <w:p>
             <w:pPr>
@@ -2578,13 +4440,13 @@
                 <w:b w:val="0"/>
                 <w:sz w:val="21"/>
               </w:rPr>
-              <w:t>Кайфият ва миннатдорӣ</w:t>
-            </w:r>
-          </w:p>
-        </w:tc>
-        <w:tc>
-          <w:tcPr>
-            <w:tcW w:type="dxa" w:w="3061"/>
+              <w:t>Контексти суҳбат (паёмҳои охирин)</w:t>
+            </w:r>
+          </w:p>
+        </w:tc>
+        <w:tc>
+          <w:tcPr>
+            <w:tcW w:type="dxa" w:w="2268"/>
           </w:tcPr>
           <w:p>
             <w:pPr>
@@ -2597,26 +4459,7 @@
                 <w:b w:val="0"/>
                 <w:sz w:val="21"/>
               </w:rPr>
-              <w:t>Дар дастгоҳ</w:t>
-            </w:r>
-          </w:p>
-        </w:tc>
-        <w:tc>
-          <w:tcPr>
-            <w:tcW w:type="dxa" w:w="3402"/>
-          </w:tcPr>
-          <w:p>
-            <w:pPr>
-              <w:spacing w:after="40" w:before="40"/>
-            </w:pPr>
-            <w:r/>
-            <w:r>
-              <w:rPr>
-                <w:rFonts w:ascii="Times New Roman" w:hAnsi="Times New Roman" w:cs="Times New Roman" w:eastAsia="Times New Roman"/>
-                <w:b w:val="0"/>
-                <w:sz w:val="21"/>
-              </w:rPr>
-              <w:t>Замина барои чат ва мураббӣ</w:t>
+              <w:t>Татбиқ шудааст</w:t>
             </w:r>
           </w:p>
         </w:tc>
@@ -2627,7 +4470,7 @@
         </w:trPr>
         <w:tc>
           <w:tcPr>
-            <w:tcW w:type="dxa" w:w="3175"/>
+            <w:tcW w:type="dxa" w:w="7370"/>
           </w:tcPr>
           <w:p>
             <w:pPr>
@@ -2640,13 +4483,13 @@
                 <w:b w:val="0"/>
                 <w:sz w:val="21"/>
               </w:rPr>
-              <w:t>Таърихи чатҳо</w:t>
-            </w:r>
-          </w:p>
-        </w:tc>
-        <w:tc>
-          <w:tcPr>
-            <w:tcW w:type="dxa" w:w="3061"/>
+              <w:t>Хотираи сохторӣ: ташхис, нақша, рӯйдодҳои банақшагир</w:t>
+            </w:r>
+          </w:p>
+        </w:tc>
+        <w:tc>
+          <w:tcPr>
+            <w:tcW w:type="dxa" w:w="2268"/>
           </w:tcPr>
           <w:p>
             <w:pPr>
@@ -2659,26 +4502,7 @@
                 <w:b w:val="0"/>
                 <w:sz w:val="21"/>
               </w:rPr>
-              <w:t>SQLite дар дастгоҳ (+ таърихи ҳисоб дар Firestore)</w:t>
-            </w:r>
-          </w:p>
-        </w:tc>
-        <w:tc>
-          <w:tcPr>
-            <w:tcW w:type="dxa" w:w="3402"/>
-          </w:tcPr>
-          <w:p>
-            <w:pPr>
-              <w:spacing w:after="40" w:before="40"/>
-            </w:pPr>
-            <w:r/>
-            <w:r>
-              <w:rPr>
-                <w:rFonts w:ascii="Times New Roman" w:hAnsi="Times New Roman" w:cs="Times New Roman" w:eastAsia="Times New Roman"/>
-                <w:b w:val="0"/>
-                <w:sz w:val="21"/>
-              </w:rPr>
-              <w:t>Паёмҳои охирин ҳамчун замина; хондан бе шабака</w:t>
+              <w:t>Татбиқ шудааст</w:t>
             </w:r>
           </w:p>
         </w:tc>
@@ -2689,7 +4513,7 @@
         </w:trPr>
         <w:tc>
           <w:tcPr>
-            <w:tcW w:type="dxa" w:w="3175"/>
+            <w:tcW w:type="dxa" w:w="7370"/>
           </w:tcPr>
           <w:p>
             <w:pPr>
@@ -2702,13 +4526,13 @@
                 <w:b w:val="0"/>
                 <w:sz w:val="21"/>
               </w:rPr>
-              <w:t>Сенарияҳои машқҳо ва ИИ-равоншиносон</w:t>
-            </w:r>
-          </w:p>
-        </w:tc>
-        <w:tc>
-          <w:tcPr>
-            <w:tcW w:type="dxa" w:w="3061"/>
+              <w:t>Шахсисозӣ: профил ва забон</w:t>
+            </w:r>
+          </w:p>
+        </w:tc>
+        <w:tc>
+          <w:tcPr>
+            <w:tcW w:type="dxa" w:w="2268"/>
           </w:tcPr>
           <w:p>
             <w:pPr>
@@ -2721,26 +4545,7 @@
                 <w:b w:val="0"/>
                 <w:sz w:val="21"/>
               </w:rPr>
-              <w:t>Дар коди барнома (матнҳои мо)</w:t>
-            </w:r>
-          </w:p>
-        </w:tc>
-        <w:tc>
-          <w:tcPr>
-            <w:tcW w:type="dxa" w:w="3402"/>
-          </w:tcPr>
-          <w:p>
-            <w:pPr>
-              <w:spacing w:after="40" w:before="40"/>
-            </w:pPr>
-            <w:r/>
-            <w:r>
-              <w:rPr>
-                <w:rFonts w:ascii="Times New Roman" w:hAnsi="Times New Roman" w:cs="Times New Roman" w:eastAsia="Times New Roman"/>
-                <w:b w:val="0"/>
-                <w:sz w:val="21"/>
-              </w:rPr>
-              <w:t>Роҳбарии 25 машқ ва 4 персона</w:t>
+              <w:t>Татбиқ шудааст</w:t>
             </w:r>
           </w:p>
         </w:tc>
@@ -2751,7 +4556,7 @@
         </w:trPr>
         <w:tc>
           <w:tcPr>
-            <w:tcW w:type="dxa" w:w="3175"/>
+            <w:tcW w:type="dxa" w:w="7370"/>
           </w:tcPr>
           <w:p>
             <w:pPr>
@@ -2764,13 +4569,13 @@
                 <w:b w:val="0"/>
                 <w:sz w:val="21"/>
               </w:rPr>
-              <w:t>Холҳо, сатҳҳо, силсила</w:t>
-            </w:r>
-          </w:p>
-        </w:tc>
-        <w:tc>
-          <w:tcPr>
-            <w:tcW w:type="dxa" w:w="3061"/>
+              <w:t>Амният: розигӣ, лимитҳо, назорати паёмҳои байни одамон</w:t>
+            </w:r>
+          </w:p>
+        </w:tc>
+        <w:tc>
+          <w:tcPr>
+            <w:tcW w:type="dxa" w:w="2268"/>
           </w:tcPr>
           <w:p>
             <w:pPr>
@@ -2783,26 +4588,7 @@
                 <w:b w:val="0"/>
                 <w:sz w:val="21"/>
               </w:rPr>
-              <w:t>Firestore</w:t>
-            </w:r>
-          </w:p>
-        </w:tc>
-        <w:tc>
-          <w:tcPr>
-            <w:tcW w:type="dxa" w:w="3402"/>
-          </w:tcPr>
-          <w:p>
-            <w:pPr>
-              <w:spacing w:after="40" w:before="40"/>
-            </w:pPr>
-            <w:r/>
-            <w:r>
-              <w:rPr>
-                <w:rFonts w:ascii="Times New Roman" w:hAnsi="Times New Roman" w:cs="Times New Roman" w:eastAsia="Times New Roman"/>
-                <w:b w:val="0"/>
-                <w:sz w:val="21"/>
-              </w:rPr>
-              <w:t>Ангезиш ва пешрафт</w:t>
+              <w:t>Татбиқ шудааст</w:t>
             </w:r>
           </w:p>
         </w:tc>
@@ -2813,7 +4599,7 @@
         </w:trPr>
         <w:tc>
           <w:tcPr>
-            <w:tcW w:type="dxa" w:w="3175"/>
+            <w:tcW w:type="dxa" w:w="7370"/>
           </w:tcPr>
           <w:p>
             <w:pPr>
@@ -2826,13 +4612,13 @@
                 <w:b w:val="0"/>
                 <w:sz w:val="21"/>
               </w:rPr>
-              <w:t>Омори ТУТ</w:t>
-            </w:r>
-          </w:p>
-        </w:tc>
-        <w:tc>
-          <w:tcPr>
-            <w:tcW w:type="dxa" w:w="3061"/>
+              <w:t>Баромади ҷараёнии ҷавобҳо (Android)</w:t>
+            </w:r>
+          </w:p>
+        </w:tc>
+        <w:tc>
+          <w:tcPr>
+            <w:tcW w:type="dxa" w:w="2268"/>
           </w:tcPr>
           <w:p>
             <w:pPr>
@@ -2845,13 +4631,18 @@
                 <w:b w:val="0"/>
                 <w:sz w:val="21"/>
               </w:rPr>
-              <w:t>Манбаъҳои кушод</w:t>
-            </w:r>
-          </w:p>
-        </w:tc>
-        <w:tc>
-          <w:tcPr>
-            <w:tcW w:type="dxa" w:w="3402"/>
+              <w:t>Татбиқ шудааст</w:t>
+            </w:r>
+          </w:p>
+        </w:tc>
+      </w:tr>
+      <w:tr>
+        <w:trPr>
+          <w:cantSplit w:val="true"/>
+        </w:trPr>
+        <w:tc>
+          <w:tcPr>
+            <w:tcW w:type="dxa" w:w="7370"/>
           </w:tcPr>
           <w:p>
             <w:pPr>
@@ -2864,7 +4655,327 @@
                 <w:b w:val="0"/>
                 <w:sz w:val="21"/>
               </w:rPr>
-              <w:t>Танҳо асоснокии мушкилот, на омӯзиш</w:t>
+              <w:t>Нигоҳдории маҳаллии чатҳо (SQLite)</w:t>
+            </w:r>
+          </w:p>
+        </w:tc>
+        <w:tc>
+          <w:tcPr>
+            <w:tcW w:type="dxa" w:w="2268"/>
+          </w:tcPr>
+          <w:p>
+            <w:pPr>
+              <w:spacing w:after="40" w:before="40"/>
+            </w:pPr>
+            <w:r/>
+            <w:r>
+              <w:rPr>
+                <w:rFonts w:ascii="Times New Roman" w:hAnsi="Times New Roman" w:cs="Times New Roman" w:eastAsia="Times New Roman"/>
+                <w:b w:val="0"/>
+                <w:sz w:val="21"/>
+              </w:rPr>
+              <w:t>Татбиқ шудааст</w:t>
+            </w:r>
+          </w:p>
+        </w:tc>
+      </w:tr>
+      <w:tr>
+        <w:trPr>
+          <w:cantSplit w:val="true"/>
+        </w:trPr>
+        <w:tc>
+          <w:tcPr>
+            <w:tcW w:type="dxa" w:w="7370"/>
+          </w:tcPr>
+          <w:p>
+            <w:pPr>
+              <w:spacing w:after="40" w:before="40"/>
+            </w:pPr>
+            <w:r/>
+            <w:r>
+              <w:rPr>
+                <w:rFonts w:ascii="Times New Roman" w:hAnsi="Times New Roman" w:cs="Times New Roman" w:eastAsia="Times New Roman"/>
+                <w:b w:val="0"/>
+                <w:sz w:val="21"/>
+              </w:rPr>
+              <w:t>Сенарияҳои интихобшудаи машқҳо ва персонаҳо</w:t>
+            </w:r>
+          </w:p>
+        </w:tc>
+        <w:tc>
+          <w:tcPr>
+            <w:tcW w:type="dxa" w:w="2268"/>
+          </w:tcPr>
+          <w:p>
+            <w:pPr>
+              <w:spacing w:after="40" w:before="40"/>
+            </w:pPr>
+            <w:r/>
+            <w:r>
+              <w:rPr>
+                <w:rFonts w:ascii="Times New Roman" w:hAnsi="Times New Roman" w:cs="Times New Roman" w:eastAsia="Times New Roman"/>
+                <w:b w:val="0"/>
+                <w:sz w:val="21"/>
+              </w:rPr>
+              <w:t>Қисман</w:t>
+            </w:r>
+          </w:p>
+        </w:tc>
+      </w:tr>
+      <w:tr>
+        <w:trPr>
+          <w:cantSplit w:val="true"/>
+        </w:trPr>
+        <w:tc>
+          <w:tcPr>
+            <w:tcW w:type="dxa" w:w="7370"/>
+          </w:tcPr>
+          <w:p>
+            <w:pPr>
+              <w:spacing w:after="40" w:before="40"/>
+            </w:pPr>
+            <w:r/>
+            <w:r>
+              <w:rPr>
+                <w:rFonts w:ascii="Times New Roman" w:hAnsi="Times New Roman" w:cs="Times New Roman" w:eastAsia="Times New Roman"/>
+                <w:b w:val="0"/>
+                <w:sz w:val="21"/>
+              </w:rPr>
+              <w:t>Ҷустуҷӯи дониш аз маҷмӯаи маълумотӣ</w:t>
+            </w:r>
+          </w:p>
+        </w:tc>
+        <w:tc>
+          <w:tcPr>
+            <w:tcW w:type="dxa" w:w="2268"/>
+          </w:tcPr>
+          <w:p>
+            <w:pPr>
+              <w:spacing w:after="40" w:before="40"/>
+            </w:pPr>
+            <w:r/>
+            <w:r>
+              <w:rPr>
+                <w:rFonts w:ascii="Times New Roman" w:hAnsi="Times New Roman" w:cs="Times New Roman" w:eastAsia="Times New Roman"/>
+                <w:b w:val="0"/>
+                <w:sz w:val="21"/>
+              </w:rPr>
+              <w:t>Дар нақша</w:t>
+            </w:r>
+          </w:p>
+        </w:tc>
+      </w:tr>
+      <w:tr>
+        <w:trPr>
+          <w:cantSplit w:val="true"/>
+        </w:trPr>
+        <w:tc>
+          <w:tcPr>
+            <w:tcW w:type="dxa" w:w="7370"/>
+          </w:tcPr>
+          <w:p>
+            <w:pPr>
+              <w:spacing w:after="40" w:before="40"/>
+            </w:pPr>
+            <w:r/>
+            <w:r>
+              <w:rPr>
+                <w:rFonts w:ascii="Times New Roman" w:hAnsi="Times New Roman" w:cs="Times New Roman" w:eastAsia="Times New Roman"/>
+                <w:b w:val="0"/>
+                <w:sz w:val="21"/>
+              </w:rPr>
+              <w:t>Хотираи озоди дарозмуддат бо ҷустуҷӯи маъноӣ</w:t>
+            </w:r>
+          </w:p>
+        </w:tc>
+        <w:tc>
+          <w:tcPr>
+            <w:tcW w:type="dxa" w:w="2268"/>
+          </w:tcPr>
+          <w:p>
+            <w:pPr>
+              <w:spacing w:after="40" w:before="40"/>
+            </w:pPr>
+            <w:r/>
+            <w:r>
+              <w:rPr>
+                <w:rFonts w:ascii="Times New Roman" w:hAnsi="Times New Roman" w:cs="Times New Roman" w:eastAsia="Times New Roman"/>
+                <w:b w:val="0"/>
+                <w:sz w:val="21"/>
+              </w:rPr>
+              <w:t>Дар нақша</w:t>
+            </w:r>
+          </w:p>
+        </w:tc>
+      </w:tr>
+      <w:tr>
+        <w:trPr>
+          <w:cantSplit w:val="true"/>
+        </w:trPr>
+        <w:tc>
+          <w:tcPr>
+            <w:tcW w:type="dxa" w:w="7370"/>
+          </w:tcPr>
+          <w:p>
+            <w:pPr>
+              <w:spacing w:after="40" w:before="40"/>
+            </w:pPr>
+            <w:r/>
+            <w:r>
+              <w:rPr>
+                <w:rFonts w:ascii="Times New Roman" w:hAnsi="Times New Roman" w:cs="Times New Roman" w:eastAsia="Times New Roman"/>
+                <w:b w:val="0"/>
+                <w:sz w:val="21"/>
+              </w:rPr>
+              <w:t>Санҷиши автоматикии сифати ҷавобҳо</w:t>
+            </w:r>
+          </w:p>
+        </w:tc>
+        <w:tc>
+          <w:tcPr>
+            <w:tcW w:type="dxa" w:w="2268"/>
+          </w:tcPr>
+          <w:p>
+            <w:pPr>
+              <w:spacing w:after="40" w:before="40"/>
+            </w:pPr>
+            <w:r/>
+            <w:r>
+              <w:rPr>
+                <w:rFonts w:ascii="Times New Roman" w:hAnsi="Times New Roman" w:cs="Times New Roman" w:eastAsia="Times New Roman"/>
+                <w:b w:val="0"/>
+                <w:sz w:val="21"/>
+              </w:rPr>
+              <w:t>Дар нақша</w:t>
+            </w:r>
+          </w:p>
+        </w:tc>
+      </w:tr>
+      <w:tr>
+        <w:trPr>
+          <w:cantSplit w:val="true"/>
+        </w:trPr>
+        <w:tc>
+          <w:tcPr>
+            <w:tcW w:type="dxa" w:w="7370"/>
+          </w:tcPr>
+          <w:p>
+            <w:pPr>
+              <w:spacing w:after="40" w:before="40"/>
+            </w:pPr>
+            <w:r/>
+            <w:r>
+              <w:rPr>
+                <w:rFonts w:ascii="Times New Roman" w:hAnsi="Times New Roman" w:cs="Times New Roman" w:eastAsia="Times New Roman"/>
+                <w:b w:val="0"/>
+                <w:sz w:val="21"/>
+              </w:rPr>
+              <w:t>Тугмаҳои бозгашти алоқа дар ҷавобҳо</w:t>
+            </w:r>
+          </w:p>
+        </w:tc>
+        <w:tc>
+          <w:tcPr>
+            <w:tcW w:type="dxa" w:w="2268"/>
+          </w:tcPr>
+          <w:p>
+            <w:pPr>
+              <w:spacing w:after="40" w:before="40"/>
+            </w:pPr>
+            <w:r/>
+            <w:r>
+              <w:rPr>
+                <w:rFonts w:ascii="Times New Roman" w:hAnsi="Times New Roman" w:cs="Times New Roman" w:eastAsia="Times New Roman"/>
+                <w:b w:val="0"/>
+                <w:sz w:val="21"/>
+              </w:rPr>
+              <w:t>Дар нақша</w:t>
+            </w:r>
+          </w:p>
+        </w:tc>
+      </w:tr>
+      <w:tr>
+        <w:trPr>
+          <w:cantSplit w:val="true"/>
+        </w:trPr>
+        <w:tc>
+          <w:tcPr>
+            <w:tcW w:type="dxa" w:w="7370"/>
+          </w:tcPr>
+          <w:p>
+            <w:pPr>
+              <w:spacing w:after="40" w:before="40"/>
+            </w:pPr>
+            <w:r/>
+            <w:r>
+              <w:rPr>
+                <w:rFonts w:ascii="Times New Roman" w:hAnsi="Times New Roman" w:cs="Times New Roman" w:eastAsia="Times New Roman"/>
+                <w:b w:val="0"/>
+                <w:sz w:val="21"/>
+              </w:rPr>
+              <w:t>Маҷмӯаи арзёбӣ ва санҷишҳои регрессионӣ</w:t>
+            </w:r>
+          </w:p>
+        </w:tc>
+        <w:tc>
+          <w:tcPr>
+            <w:tcW w:type="dxa" w:w="2268"/>
+          </w:tcPr>
+          <w:p>
+            <w:pPr>
+              <w:spacing w:after="40" w:before="40"/>
+            </w:pPr>
+            <w:r/>
+            <w:r>
+              <w:rPr>
+                <w:rFonts w:ascii="Times New Roman" w:hAnsi="Times New Roman" w:cs="Times New Roman" w:eastAsia="Times New Roman"/>
+                <w:b w:val="0"/>
+                <w:sz w:val="21"/>
+              </w:rPr>
+              <w:t>Дар нақша</w:t>
+            </w:r>
+          </w:p>
+        </w:tc>
+      </w:tr>
+      <w:tr>
+        <w:trPr>
+          <w:cantSplit w:val="true"/>
+        </w:trPr>
+        <w:tc>
+          <w:tcPr>
+            <w:tcW w:type="dxa" w:w="7370"/>
+          </w:tcPr>
+          <w:p>
+            <w:pPr>
+              <w:spacing w:after="40" w:before="40"/>
+            </w:pPr>
+            <w:r/>
+            <w:r>
+              <w:rPr>
+                <w:rFonts w:ascii="Times New Roman" w:hAnsi="Times New Roman" w:cs="Times New Roman" w:eastAsia="Times New Roman"/>
+                <w:b w:val="0"/>
+                <w:sz w:val="21"/>
+              </w:rPr>
+              <w:t>Омӯзиши иловагӣ ё омӯзиши модел</w:t>
+            </w:r>
+          </w:p>
+        </w:tc>
+        <w:tc>
+          <w:tcPr>
+            <w:tcW w:type="dxa" w:w="2268"/>
+          </w:tcPr>
+          <w:p>
+            <w:pPr>
+              <w:spacing w:after="40" w:before="40"/>
+            </w:pPr>
+            <w:r/>
+            <w:r>
+              <w:rPr>
+                <w:rFonts w:ascii="Times New Roman" w:hAnsi="Times New Roman" w:cs="Times New Roman" w:eastAsia="Times New Roman"/>
+                <w:b w:val="0"/>
+                <w:sz w:val="21"/>
+              </w:rPr>
+              <w:t>Истифода намешавад</w:t>
             </w:r>
           </w:p>
         </w:tc>
@@ -2874,6 +4985,72 @@
       <w:pPr>
         <w:spacing w:after="40"/>
       </w:pPr>
+    </w:p>
+    <w:p>
+      <w:pPr>
+        <w:spacing w:after="60" w:line="276" w:lineRule="auto"/>
+      </w:pPr>
+      <w:r>
+        <w:rPr>
+          <w:rFonts w:ascii="Times New Roman" w:hAnsi="Times New Roman" w:cs="Times New Roman" w:eastAsia="Times New Roman"/>
+          <w:b/>
+          <w:i w:val="0"/>
+          <w:sz w:val="22"/>
+        </w:rPr>
+        <w:t>Чӣ ин нест</w:t>
+      </w:r>
+    </w:p>
+    <w:p>
+      <w:pPr>
+        <w:pStyle w:val="ListBullet"/>
+        <w:spacing w:after="60" w:line="264" w:lineRule="auto"/>
+      </w:pPr>
+      <w:r>
+        <w:rPr>
+          <w:rFonts w:ascii="Times New Roman" w:hAnsi="Times New Roman" w:cs="Times New Roman" w:eastAsia="Times New Roman"/>
+          <w:sz w:val="23"/>
+        </w:rPr>
+        <w:t>Омӯзиши иловагӣ (fine-tuning): гузаронида нашудааст.</w:t>
+      </w:r>
+    </w:p>
+    <w:p>
+      <w:pPr>
+        <w:pStyle w:val="ListBullet"/>
+        <w:spacing w:after="60" w:line="264" w:lineRule="auto"/>
+      </w:pPr>
+      <w:r>
+        <w:rPr>
+          <w:rFonts w:ascii="Times New Roman" w:hAnsi="Times New Roman" w:cs="Times New Roman" w:eastAsia="Times New Roman"/>
+          <w:sz w:val="23"/>
+        </w:rPr>
+        <w:t>Нигоҳдории таърихи чатҳо омӯзиш нест.</w:t>
+      </w:r>
+    </w:p>
+    <w:p>
+      <w:pPr>
+        <w:pStyle w:val="ListBullet"/>
+        <w:spacing w:after="60" w:line="264" w:lineRule="auto"/>
+      </w:pPr>
+      <w:r>
+        <w:rPr>
+          <w:rFonts w:ascii="Times New Roman" w:hAnsi="Times New Roman" w:cs="Times New Roman" w:eastAsia="Times New Roman"/>
+          <w:sz w:val="23"/>
+        </w:rPr>
+        <w:t>Суҳбатҳо моделро аз нав намеомӯзонанд.</w:t>
+      </w:r>
+    </w:p>
+    <w:p>
+      <w:pPr>
+        <w:pStyle w:val="ListBullet"/>
+        <w:spacing w:after="60" w:line="264" w:lineRule="auto"/>
+      </w:pPr>
+      <w:r>
+        <w:rPr>
+          <w:rFonts w:ascii="Times New Roman" w:hAnsi="Times New Roman" w:cs="Times New Roman" w:eastAsia="Times New Roman"/>
+          <w:sz w:val="23"/>
+        </w:rPr>
+        <w:t>Омӯзиши худкор аз ҳар паём: татбиқ нашудааст.</w:t>
+      </w:r>
     </w:p>
     <w:p>
       <w:pPr>
